--- a/public/help/stage-0-faq.docx
+++ b/public/help/stage-0-faq.docx
@@ -1550,13 +1550,13 @@
           <w:b/>
           <w:bCs/>
         </w:rPr>
-        <w:t xml:space="preserve">3. Worked sample reports — read these before you write yours.</w:t>
-      </w:r>
-      <w:r>
-        <w:t xml:space="preserve"> </w:t>
-      </w:r>
-      <w:r>
-        <w:t xml:space="preserve">Four sample deliverables written for a</w:t>
+        <w:t xml:space="preserve">3. Full sample reports — one PDF per deliverable, beginning to end.</w:t>
+      </w:r>
+      <w:r>
+        <w:t xml:space="preserve"> </w:t>
+      </w:r>
+      <w:r>
+        <w:t xml:space="preserve">These read like a real intern’s finished submission, complete with a title block, author, date, intern code, and all the actual analysis content. They are written for a</w:t>
       </w:r>
       <w:r>
         <w:t xml:space="preserve"> </w:t>
@@ -1572,7 +1572,7 @@
         <w:t xml:space="preserve"> </w:t>
       </w:r>
       <w:r>
-        <w:t xml:space="preserve">(BlueWave Telecom, Q4 2023 — not Sankofa). They show you the writing style, citation density, and structure of a full-marks submission, without giving away any Sankofa answers.</w:t>
+        <w:t xml:space="preserve">(BlueWave Telecom, Q4 2023 — not Sankofa) so you can study the form, length, and writing style of a full-marks deliverable without seeing any Sankofa answers.</w:t>
       </w:r>
     </w:p>
     <w:p>
@@ -1584,7 +1584,7 @@
         </w:numPr>
       </w:pPr>
       <w:r>
-        <w:t xml:space="preserve">Read in browser:</w:t>
+        <w:t xml:space="preserve">D1 sample (4 pages):</w:t>
       </w:r>
       <w:r>
         <w:t xml:space="preserve"> </w:t>
@@ -1593,6 +1593,98 @@
         <w:rPr>
           <w:rStyle w:val="VerbatimChar"/>
         </w:rPr>
+        <w:t xml:space="preserve">https://ubuntubridgeinitiatives.org/help/samples/stage-0-d1-sample-report.pdf</w:t>
+      </w:r>
+    </w:p>
+    <w:p>
+      <w:pPr>
+        <w:pStyle w:val="Compact"/>
+        <w:numPr>
+          <w:ilvl w:val="0"/>
+          <w:numId w:val="1006"/>
+        </w:numPr>
+      </w:pPr>
+      <w:r>
+        <w:t xml:space="preserve">D2 sample:</w:t>
+      </w:r>
+      <w:r>
+        <w:t xml:space="preserve"> </w:t>
+      </w:r>
+      <w:r>
+        <w:rPr>
+          <w:rStyle w:val="VerbatimChar"/>
+        </w:rPr>
+        <w:t xml:space="preserve">https://ubuntubridgeinitiatives.org/help/samples/stage-0-d2-sample-report.pdf</w:t>
+      </w:r>
+    </w:p>
+    <w:p>
+      <w:pPr>
+        <w:pStyle w:val="Compact"/>
+        <w:numPr>
+          <w:ilvl w:val="0"/>
+          <w:numId w:val="1006"/>
+        </w:numPr>
+      </w:pPr>
+      <w:r>
+        <w:t xml:space="preserve">D3 sample:</w:t>
+      </w:r>
+      <w:r>
+        <w:t xml:space="preserve"> </w:t>
+      </w:r>
+      <w:r>
+        <w:rPr>
+          <w:rStyle w:val="VerbatimChar"/>
+        </w:rPr>
+        <w:t xml:space="preserve">https://ubuntubridgeinitiatives.org/help/samples/stage-0-d3-sample-report.pdf</w:t>
+      </w:r>
+    </w:p>
+    <w:p>
+      <w:pPr>
+        <w:pStyle w:val="Compact"/>
+        <w:numPr>
+          <w:ilvl w:val="0"/>
+          <w:numId w:val="1006"/>
+        </w:numPr>
+      </w:pPr>
+      <w:r>
+        <w:t xml:space="preserve">D4 sample (2 pages):</w:t>
+      </w:r>
+      <w:r>
+        <w:t xml:space="preserve"> </w:t>
+      </w:r>
+      <w:r>
+        <w:rPr>
+          <w:rStyle w:val="VerbatimChar"/>
+        </w:rPr>
+        <w:t xml:space="preserve">https://ubuntubridgeinitiatives.org/help/samples/stage-0-d4-sample-report.pdf</w:t>
+      </w:r>
+    </w:p>
+    <w:p>
+      <w:pPr>
+        <w:pStyle w:val="FirstParagraph"/>
+      </w:pPr>
+      <w:r>
+        <w:t xml:space="preserve">Or all four combined into one document if you prefer reading them together:</w:t>
+      </w:r>
+    </w:p>
+    <w:p>
+      <w:pPr>
+        <w:pStyle w:val="Compact"/>
+        <w:numPr>
+          <w:ilvl w:val="0"/>
+          <w:numId w:val="1007"/>
+        </w:numPr>
+      </w:pPr>
+      <w:r>
+        <w:t xml:space="preserve">Combined PDF:</w:t>
+      </w:r>
+      <w:r>
+        <w:t xml:space="preserve"> </w:t>
+      </w:r>
+      <w:r>
+        <w:rPr>
+          <w:rStyle w:val="VerbatimChar"/>
+        </w:rPr>
         <w:t xml:space="preserve">https://ubuntubridgeinitiatives.org/help/stage-0-samples.pdf</w:t>
       </w:r>
     </w:p>
@@ -1601,11 +1693,11 @@
         <w:pStyle w:val="Compact"/>
         <w:numPr>
           <w:ilvl w:val="0"/>
-          <w:numId w:val="1006"/>
-        </w:numPr>
-      </w:pPr>
-      <w:r>
-        <w:t xml:space="preserve">Or download to dissect in Word:</w:t>
+          <w:numId w:val="1007"/>
+        </w:numPr>
+      </w:pPr>
+      <w:r>
+        <w:t xml:space="preserve">Combined DOCX (to dissect in Word):</w:t>
       </w:r>
       <w:r>
         <w:t xml:space="preserve"> </w:t>
@@ -1647,7 +1739,7 @@
         <w:t xml:space="preserve"> </w:t>
       </w:r>
       <w:r>
-        <w:t xml:space="preserve">(BlueWave’s threat-actor IP) in a Sankofa submission will be flagged. The samples are for studying structure only.</w:t>
+        <w:t xml:space="preserve">(BlueWave’s threat-actor IP) appearing in a Sankofa submission will be flagged for AI/collusion review and that section will earn zero. The samples are for studying structure only.</w:t>
       </w:r>
     </w:p>
     <w:bookmarkEnd w:id="30"/>
@@ -1683,7 +1775,7 @@
         <w:pStyle w:val="Compact"/>
         <w:numPr>
           <w:ilvl w:val="0"/>
-          <w:numId w:val="1007"/>
+          <w:numId w:val="1008"/>
         </w:numPr>
       </w:pPr>
       <w:r>
@@ -1755,7 +1847,7 @@
         <w:pStyle w:val="Compact"/>
         <w:numPr>
           <w:ilvl w:val="0"/>
-          <w:numId w:val="1007"/>
+          <w:numId w:val="1008"/>
         </w:numPr>
       </w:pPr>
       <w:r>
@@ -1791,7 +1883,7 @@
         <w:pStyle w:val="Compact"/>
         <w:numPr>
           <w:ilvl w:val="0"/>
-          <w:numId w:val="1007"/>
+          <w:numId w:val="1008"/>
         </w:numPr>
       </w:pPr>
       <w:r>
@@ -1843,7 +1935,7 @@
         <w:pStyle w:val="Compact"/>
         <w:numPr>
           <w:ilvl w:val="0"/>
-          <w:numId w:val="1007"/>
+          <w:numId w:val="1008"/>
         </w:numPr>
       </w:pPr>
       <w:r>
@@ -1878,7 +1970,7 @@
         <w:pStyle w:val="Compact"/>
         <w:numPr>
           <w:ilvl w:val="0"/>
-          <w:numId w:val="1008"/>
+          <w:numId w:val="1009"/>
         </w:numPr>
       </w:pPr>
       <w:r>
@@ -1935,7 +2027,7 @@
         <w:pStyle w:val="Compact"/>
         <w:numPr>
           <w:ilvl w:val="0"/>
-          <w:numId w:val="1008"/>
+          <w:numId w:val="1009"/>
         </w:numPr>
       </w:pPr>
       <w:r>
@@ -1947,7 +2039,7 @@
         <w:pStyle w:val="Compact"/>
         <w:numPr>
           <w:ilvl w:val="0"/>
-          <w:numId w:val="1008"/>
+          <w:numId w:val="1009"/>
         </w:numPr>
       </w:pPr>
       <w:r>
@@ -1959,7 +2051,7 @@
         <w:pStyle w:val="Compact"/>
         <w:numPr>
           <w:ilvl w:val="0"/>
-          <w:numId w:val="1008"/>
+          <w:numId w:val="1009"/>
         </w:numPr>
       </w:pPr>
       <w:r>
@@ -1979,7 +2071,7 @@
         <w:pStyle w:val="Compact"/>
         <w:numPr>
           <w:ilvl w:val="0"/>
-          <w:numId w:val="1009"/>
+          <w:numId w:val="1010"/>
         </w:numPr>
       </w:pPr>
       <w:r>
@@ -1991,7 +2083,7 @@
         <w:pStyle w:val="Compact"/>
         <w:numPr>
           <w:ilvl w:val="0"/>
-          <w:numId w:val="1009"/>
+          <w:numId w:val="1010"/>
         </w:numPr>
       </w:pPr>
       <w:r>
@@ -2003,7 +2095,7 @@
         <w:pStyle w:val="Compact"/>
         <w:numPr>
           <w:ilvl w:val="0"/>
-          <w:numId w:val="1009"/>
+          <w:numId w:val="1010"/>
         </w:numPr>
       </w:pPr>
       <w:r>
@@ -2269,7 +2361,7 @@
         <w:pStyle w:val="Compact"/>
         <w:numPr>
           <w:ilvl w:val="0"/>
-          <w:numId w:val="1010"/>
+          <w:numId w:val="1011"/>
         </w:numPr>
       </w:pPr>
       <w:r>
@@ -2281,7 +2373,7 @@
         <w:pStyle w:val="Compact"/>
         <w:numPr>
           <w:ilvl w:val="0"/>
-          <w:numId w:val="1010"/>
+          <w:numId w:val="1011"/>
         </w:numPr>
       </w:pPr>
       <w:r>
@@ -2293,7 +2385,7 @@
         <w:pStyle w:val="Compact"/>
         <w:numPr>
           <w:ilvl w:val="0"/>
-          <w:numId w:val="1010"/>
+          <w:numId w:val="1011"/>
         </w:numPr>
       </w:pPr>
       <w:r>
@@ -2317,7 +2409,7 @@
         <w:pStyle w:val="Compact"/>
         <w:numPr>
           <w:ilvl w:val="0"/>
-          <w:numId w:val="1010"/>
+          <w:numId w:val="1011"/>
         </w:numPr>
       </w:pPr>
       <w:r>
@@ -2329,7 +2421,7 @@
         <w:pStyle w:val="Compact"/>
         <w:numPr>
           <w:ilvl w:val="0"/>
-          <w:numId w:val="1010"/>
+          <w:numId w:val="1011"/>
         </w:numPr>
       </w:pPr>
       <w:r>
@@ -2341,7 +2433,7 @@
         <w:pStyle w:val="Compact"/>
         <w:numPr>
           <w:ilvl w:val="0"/>
-          <w:numId w:val="1010"/>
+          <w:numId w:val="1011"/>
         </w:numPr>
       </w:pPr>
       <w:r>
@@ -2379,7 +2471,7 @@
         <w:pStyle w:val="Compact"/>
         <w:numPr>
           <w:ilvl w:val="0"/>
-          <w:numId w:val="1011"/>
+          <w:numId w:val="1012"/>
         </w:numPr>
       </w:pPr>
       <w:r>
@@ -2401,7 +2493,7 @@
         <w:pStyle w:val="Compact"/>
         <w:numPr>
           <w:ilvl w:val="0"/>
-          <w:numId w:val="1011"/>
+          <w:numId w:val="1012"/>
         </w:numPr>
       </w:pPr>
       <w:r>
@@ -2824,7 +2916,7 @@
         <w:pStyle w:val="Compact"/>
         <w:numPr>
           <w:ilvl w:val="0"/>
-          <w:numId w:val="1012"/>
+          <w:numId w:val="1013"/>
         </w:numPr>
       </w:pPr>
       <w:r>
@@ -2846,7 +2938,7 @@
         <w:pStyle w:val="Compact"/>
         <w:numPr>
           <w:ilvl w:val="0"/>
-          <w:numId w:val="1012"/>
+          <w:numId w:val="1013"/>
         </w:numPr>
       </w:pPr>
       <w:r>
@@ -2868,7 +2960,7 @@
         <w:pStyle w:val="Compact"/>
         <w:numPr>
           <w:ilvl w:val="0"/>
-          <w:numId w:val="1012"/>
+          <w:numId w:val="1013"/>
         </w:numPr>
       </w:pPr>
       <w:r>
@@ -2902,7 +2994,7 @@
         <w:pStyle w:val="Compact"/>
         <w:numPr>
           <w:ilvl w:val="0"/>
-          <w:numId w:val="1012"/>
+          <w:numId w:val="1013"/>
         </w:numPr>
       </w:pPr>
       <w:r>
@@ -3349,34 +3441,7 @@
     <w:abstractNumId w:val="991"/>
   </w:num>
   <w:num w:numId="1010">
-    <w:abstractNumId w:val="99411"/>
-    <w:lvlOverride w:ilvl="0">
-      <w:startOverride w:val="1"/>
-    </w:lvlOverride>
-    <w:lvlOverride w:ilvl="1">
-      <w:startOverride w:val="1"/>
-    </w:lvlOverride>
-    <w:lvlOverride w:ilvl="2">
-      <w:startOverride w:val="1"/>
-    </w:lvlOverride>
-    <w:lvlOverride w:ilvl="3">
-      <w:startOverride w:val="1"/>
-    </w:lvlOverride>
-    <w:lvlOverride w:ilvl="4">
-      <w:startOverride w:val="1"/>
-    </w:lvlOverride>
-    <w:lvlOverride w:ilvl="5">
-      <w:startOverride w:val="1"/>
-    </w:lvlOverride>
-    <w:lvlOverride w:ilvl="6">
-      <w:startOverride w:val="1"/>
-    </w:lvlOverride>
-    <w:lvlOverride w:ilvl="7">
-      <w:startOverride w:val="1"/>
-    </w:lvlOverride>
-    <w:lvlOverride w:ilvl="8">
-      <w:startOverride w:val="1"/>
-    </w:lvlOverride>
+    <w:abstractNumId w:val="991"/>
   </w:num>
   <w:num w:numId="1011">
     <w:abstractNumId w:val="99411"/>
@@ -3409,6 +3474,36 @@
     </w:lvlOverride>
   </w:num>
   <w:num w:numId="1012">
+    <w:abstractNumId w:val="99411"/>
+    <w:lvlOverride w:ilvl="0">
+      <w:startOverride w:val="1"/>
+    </w:lvlOverride>
+    <w:lvlOverride w:ilvl="1">
+      <w:startOverride w:val="1"/>
+    </w:lvlOverride>
+    <w:lvlOverride w:ilvl="2">
+      <w:startOverride w:val="1"/>
+    </w:lvlOverride>
+    <w:lvlOverride w:ilvl="3">
+      <w:startOverride w:val="1"/>
+    </w:lvlOverride>
+    <w:lvlOverride w:ilvl="4">
+      <w:startOverride w:val="1"/>
+    </w:lvlOverride>
+    <w:lvlOverride w:ilvl="5">
+      <w:startOverride w:val="1"/>
+    </w:lvlOverride>
+    <w:lvlOverride w:ilvl="6">
+      <w:startOverride w:val="1"/>
+    </w:lvlOverride>
+    <w:lvlOverride w:ilvl="7">
+      <w:startOverride w:val="1"/>
+    </w:lvlOverride>
+    <w:lvlOverride w:ilvl="8">
+      <w:startOverride w:val="1"/>
+    </w:lvlOverride>
+  </w:num>
+  <w:num w:numId="1013">
     <w:abstractNumId w:val="991"/>
   </w:num>
 </w:numbering>

--- a/public/help/stage-0-faq.docx
+++ b/public/help/stage-0-faq.docx
@@ -2,15 +2,6 @@
 <file path=word/document.xml><?xml version="1.0" encoding="utf-8"?>
 <w:document xmlns:w="http://schemas.openxmlformats.org/wordprocessingml/2006/main" xmlns:m="http://schemas.openxmlformats.org/officeDocument/2006/math" xmlns:r="http://schemas.openxmlformats.org/officeDocument/2006/relationships" xmlns:o="urn:schemas-microsoft-com:office:office" xmlns:v="urn:schemas-microsoft-com:vml" xmlns:w10="urn:schemas-microsoft-com:office:word" xmlns:a="http://schemas.openxmlformats.org/drawingml/2006/main" xmlns:pic="http://schemas.openxmlformats.org/drawingml/2006/picture" xmlns:wp="http://schemas.openxmlformats.org/drawingml/2006/wordprocessingDrawing">
   <w:body>
-    <w:bookmarkStart w:id="61" w:name="stage-0-frequently-asked-questions"/>
-    <w:p>
-      <w:pPr>
-        <w:pStyle w:val="Heading1"/>
-      </w:pPr>
-      <w:r>
-        <w:t xml:space="preserve">Stage 0 — Frequently Asked Questions</w:t>
-      </w:r>
-    </w:p>
     <w:p>
       <w:pPr>
         <w:pStyle w:val="FirstParagraph"/>
@@ -23,27 +14,403 @@
         <w:t xml:space="preserve">Ubuntu Bridge Initiative · Cybersecurity Internship · Cohort 1</w:t>
       </w:r>
     </w:p>
+    <w:bookmarkStart w:id="9" w:name="stage-0-frequently-asked-questions"/>
+    <w:p>
+      <w:pPr>
+        <w:pStyle w:val="Heading1"/>
+      </w:pPr>
+      <w:r>
+        <w:t xml:space="preserve">Stage 0 — Frequently Asked Questions</w:t>
+      </w:r>
+    </w:p>
+    <w:p>
+      <w:pPr>
+        <w:pStyle w:val="FirstParagraph"/>
+      </w:pPr>
+      <w:r>
+        <w:rPr>
+          <w:i/>
+          <w:iCs/>
+        </w:rPr>
+        <w:t xml:space="preserve">Compiled from questions actually asked in the channel.</w:t>
+      </w:r>
+    </w:p>
     <w:p>
       <w:pPr>
         <w:pStyle w:val="BodyText"/>
       </w:pPr>
       <w:r>
-        <w:t xml:space="preserve">Compiled from questions actually asked in the channel. If your question isn’t here, drop it in #technical-issues for platform problems, or ping a Program Manager for everything else.</w:t>
-      </w:r>
-    </w:p>
-    <w:bookmarkStart w:id="16" w:name="the-basics"/>
+        <w:rPr>
+          <w:i/>
+          <w:iCs/>
+        </w:rPr>
+        <w:t xml:space="preserve">If your question isn’t here, drop it in #technical-issues for platform problems, or message a Program Manager for everything else.</w:t>
+      </w:r>
+    </w:p>
+    <w:p>
+      <w:r>
+        <w:pict>
+          <v:rect style="width:0;height:1.5pt" o:hralign="center" o:hrstd="t" o:hr="t"/>
+        </w:pict>
+      </w:r>
+    </w:p>
+    <w:bookmarkEnd w:id="9"/>
+    <w:bookmarkStart w:id="13" w:name="downloads-quick-links"/>
+    <w:p>
+      <w:pPr>
+        <w:pStyle w:val="Heading1"/>
+      </w:pPr>
+      <w:r>
+        <w:t xml:space="preserve">Downloads — quick links</w:t>
+      </w:r>
+    </w:p>
+    <w:p>
+      <w:pPr>
+        <w:pStyle w:val="FirstParagraph"/>
+      </w:pPr>
+      <w:r>
+        <w:t xml:space="preserve">Every file you need to complete Stage 0, listed here so the links are easy to copy. Each URL is on its own line.</w:t>
+      </w:r>
+    </w:p>
+    <w:bookmarkStart w:id="10" w:name="mission-brief"/>
     <w:p>
       <w:pPr>
         <w:pStyle w:val="Heading2"/>
       </w:pPr>
       <w:r>
+        <w:t xml:space="preserve">Mission brief</w:t>
+      </w:r>
+    </w:p>
+    <w:p>
+      <w:pPr>
+        <w:pStyle w:val="FirstParagraph"/>
+      </w:pPr>
+      <w:r>
+        <w:t xml:space="preserve">Read this first. It describes the four deliverables, the rubric, and the citation rule.</w:t>
+      </w:r>
+    </w:p>
+    <w:p>
+      <w:pPr>
+        <w:pStyle w:val="BodyText"/>
+      </w:pPr>
+      <w:r>
+        <w:rPr>
+          <w:b/>
+          <w:bCs/>
+        </w:rPr>
+        <w:t xml:space="preserve">Stage 0 Mission Brief (PDF)</w:t>
+      </w:r>
+    </w:p>
+    <w:p>
+      <w:pPr>
+        <w:pStyle w:val="BodyText"/>
+      </w:pPr>
+      <w:r>
+        <w:t xml:space="preserve">https://ubuntubridgeinitiatives.org/capstone/stage-0/00-mission-brief.pdf</w:t>
+      </w:r>
+    </w:p>
+    <w:p>
+      <w:r>
+        <w:pict>
+          <v:rect style="width:0;height:1.5pt" o:hralign="center" o:hrstd="t" o:hr="t"/>
+        </w:pict>
+      </w:r>
+    </w:p>
+    <w:bookmarkEnd w:id="10"/>
+    <w:bookmarkStart w:id="11" w:name="editable-templates-word-google-docs"/>
+    <w:p>
+      <w:pPr>
+        <w:pStyle w:val="Heading2"/>
+      </w:pPr>
+      <w:r>
+        <w:t xml:space="preserve">Editable templates (Word / Google Docs)</w:t>
+      </w:r>
+    </w:p>
+    <w:p>
+      <w:pPr>
+        <w:pStyle w:val="FirstParagraph"/>
+      </w:pPr>
+      <w:r>
+        <w:t xml:space="preserve">Download, open in Word or Google Docs, fill in the placeholders, save as PDF or DOCX, drop into your Drive folder.</w:t>
+      </w:r>
+    </w:p>
+    <w:p>
+      <w:pPr>
+        <w:pStyle w:val="BodyText"/>
+      </w:pPr>
+      <w:r>
+        <w:rPr>
+          <w:b/>
+          <w:bCs/>
+        </w:rPr>
+        <w:t xml:space="preserve">D1 — Suspicious-login evidence table</w:t>
+      </w:r>
+    </w:p>
+    <w:p>
+      <w:pPr>
+        <w:pStyle w:val="BodyText"/>
+      </w:pPr>
+      <w:r>
+        <w:t xml:space="preserve">https://ubuntubridgeinitiatives.org/help/templates/stage-0-d1-template.docx</w:t>
+      </w:r>
+    </w:p>
+    <w:p>
+      <w:pPr>
+        <w:pStyle w:val="BodyText"/>
+      </w:pPr>
+      <w:r>
+        <w:rPr>
+          <w:b/>
+          <w:bCs/>
+        </w:rPr>
+        <w:t xml:space="preserve">D2 — Tier-1 dismissal pattern analysis</w:t>
+      </w:r>
+    </w:p>
+    <w:p>
+      <w:pPr>
+        <w:pStyle w:val="BodyText"/>
+      </w:pPr>
+      <w:r>
+        <w:t xml:space="preserve">https://ubuntubridgeinitiatives.org/help/templates/stage-0-d2-template.docx</w:t>
+      </w:r>
+    </w:p>
+    <w:p>
+      <w:pPr>
+        <w:pStyle w:val="BodyText"/>
+      </w:pPr>
+      <w:r>
+        <w:rPr>
+          <w:b/>
+          <w:bCs/>
+        </w:rPr>
+        <w:t xml:space="preserve">D3 — Business impact and next steps</w:t>
+      </w:r>
+    </w:p>
+    <w:p>
+      <w:pPr>
+        <w:pStyle w:val="BodyText"/>
+      </w:pPr>
+      <w:r>
+        <w:t xml:space="preserve">https://ubuntubridgeinitiatives.org/help/templates/stage-0-d3-template.docx</w:t>
+      </w:r>
+    </w:p>
+    <w:p>
+      <w:pPr>
+        <w:pStyle w:val="BodyText"/>
+      </w:pPr>
+      <w:r>
+        <w:rPr>
+          <w:b/>
+          <w:bCs/>
+        </w:rPr>
+        <w:t xml:space="preserve">D4 — Judgment essay</w:t>
+      </w:r>
+    </w:p>
+    <w:p>
+      <w:pPr>
+        <w:pStyle w:val="BodyText"/>
+      </w:pPr>
+      <w:r>
+        <w:t xml:space="preserve">https://ubuntubridgeinitiatives.org/help/templates/stage-0-d4-template.docx</w:t>
+      </w:r>
+    </w:p>
+    <w:p>
+      <w:pPr>
+        <w:pStyle w:val="BodyText"/>
+      </w:pPr>
+      <w:r>
+        <w:rPr>
+          <w:b/>
+          <w:bCs/>
+        </w:rPr>
+        <w:t xml:space="preserve">All four templates in one file</w:t>
+      </w:r>
+    </w:p>
+    <w:p>
+      <w:pPr>
+        <w:pStyle w:val="BodyText"/>
+      </w:pPr>
+      <w:r>
+        <w:t xml:space="preserve">https://ubuntubridgeinitiatives.org/help/templates/stage-0-templates.docx</w:t>
+      </w:r>
+    </w:p>
+    <w:p>
+      <w:pPr>
+        <w:pStyle w:val="BodyText"/>
+      </w:pPr>
+      <w:r>
+        <w:rPr>
+          <w:b/>
+          <w:bCs/>
+        </w:rPr>
+        <w:t xml:space="preserve">Same content as a reference PDF</w:t>
+      </w:r>
+    </w:p>
+    <w:p>
+      <w:pPr>
+        <w:pStyle w:val="BodyText"/>
+      </w:pPr>
+      <w:r>
+        <w:t xml:space="preserve">https://ubuntubridgeinitiatives.org/help/stage-0-templates.pdf</w:t>
+      </w:r>
+    </w:p>
+    <w:p>
+      <w:r>
+        <w:pict>
+          <v:rect style="width:0;height:1.5pt" o:hralign="center" o:hrstd="t" o:hr="t"/>
+        </w:pict>
+      </w:r>
+    </w:p>
+    <w:bookmarkEnd w:id="11"/>
+    <w:bookmarkStart w:id="12" w:name="X871949515dfbd1c6a8476c73647eb165cd4eb95"/>
+    <w:p>
+      <w:pPr>
+        <w:pStyle w:val="Heading2"/>
+      </w:pPr>
+      <w:r>
+        <w:t xml:space="preserve">Sample reports — how a finished submission looks</w:t>
+      </w:r>
+    </w:p>
+    <w:p>
+      <w:pPr>
+        <w:pStyle w:val="FirstParagraph"/>
+      </w:pPr>
+      <w:r>
+        <w:t xml:space="preserve">Each sample is a full intern submission for a different fictional scenario (BlueWave Telecom — not Sankofa). Use them to study the form, length, and writing style.</w:t>
+      </w:r>
+      <w:r>
+        <w:t xml:space="preserve"> </w:t>
+      </w:r>
+      <w:r>
+        <w:rPr>
+          <w:b/>
+          <w:bCs/>
+        </w:rPr>
+        <w:t xml:space="preserve">Do not copy the content.</w:t>
+      </w:r>
+    </w:p>
+    <w:p>
+      <w:pPr>
+        <w:pStyle w:val="BodyText"/>
+      </w:pPr>
+      <w:r>
+        <w:rPr>
+          <w:b/>
+          <w:bCs/>
+        </w:rPr>
+        <w:t xml:space="preserve">D1 sample — Suspicious-login evidence table (4 pages)</w:t>
+      </w:r>
+    </w:p>
+    <w:p>
+      <w:pPr>
+        <w:pStyle w:val="BodyText"/>
+      </w:pPr>
+      <w:r>
+        <w:t xml:space="preserve">https://ubuntubridgeinitiatives.org/help/samples/stage-0-d1-sample-report.pdf</w:t>
+      </w:r>
+    </w:p>
+    <w:p>
+      <w:pPr>
+        <w:pStyle w:val="BodyText"/>
+      </w:pPr>
+      <w:r>
+        <w:rPr>
+          <w:b/>
+          <w:bCs/>
+        </w:rPr>
+        <w:t xml:space="preserve">D2 sample — Tier-1 dismissal pattern</w:t>
+      </w:r>
+    </w:p>
+    <w:p>
+      <w:pPr>
+        <w:pStyle w:val="BodyText"/>
+      </w:pPr>
+      <w:r>
+        <w:t xml:space="preserve">https://ubuntubridgeinitiatives.org/help/samples/stage-0-d2-sample-report.pdf</w:t>
+      </w:r>
+    </w:p>
+    <w:p>
+      <w:pPr>
+        <w:pStyle w:val="BodyText"/>
+      </w:pPr>
+      <w:r>
+        <w:rPr>
+          <w:b/>
+          <w:bCs/>
+        </w:rPr>
+        <w:t xml:space="preserve">D3 sample — Business impact and next steps</w:t>
+      </w:r>
+    </w:p>
+    <w:p>
+      <w:pPr>
+        <w:pStyle w:val="BodyText"/>
+      </w:pPr>
+      <w:r>
+        <w:t xml:space="preserve">https://ubuntubridgeinitiatives.org/help/samples/stage-0-d3-sample-report.pdf</w:t>
+      </w:r>
+    </w:p>
+    <w:p>
+      <w:pPr>
+        <w:pStyle w:val="BodyText"/>
+      </w:pPr>
+      <w:r>
+        <w:rPr>
+          <w:b/>
+          <w:bCs/>
+        </w:rPr>
+        <w:t xml:space="preserve">D4 sample — Judgment essay (2 pages)</w:t>
+      </w:r>
+    </w:p>
+    <w:p>
+      <w:pPr>
+        <w:pStyle w:val="BodyText"/>
+      </w:pPr>
+      <w:r>
+        <w:t xml:space="preserve">https://ubuntubridgeinitiatives.org/help/samples/stage-0-d4-sample-report.pdf</w:t>
+      </w:r>
+    </w:p>
+    <w:p>
+      <w:pPr>
+        <w:pStyle w:val="BodyText"/>
+      </w:pPr>
+      <w:r>
+        <w:rPr>
+          <w:b/>
+          <w:bCs/>
+        </w:rPr>
+        <w:t xml:space="preserve">All four samples combined</w:t>
+      </w:r>
+    </w:p>
+    <w:p>
+      <w:pPr>
+        <w:pStyle w:val="BodyText"/>
+      </w:pPr>
+      <w:r>
+        <w:t xml:space="preserve">https://ubuntubridgeinitiatives.org/help/stage-0-samples.pdf</w:t>
+      </w:r>
+    </w:p>
+    <w:p>
+      <w:r>
+        <w:pict>
+          <v:rect style="width:0;height:1.5pt" o:hralign="center" o:hrstd="t" o:hr="t"/>
+        </w:pict>
+      </w:r>
+    </w:p>
+    <w:bookmarkEnd w:id="12"/>
+    <w:bookmarkEnd w:id="13"/>
+    <w:bookmarkStart w:id="21" w:name="the-basics"/>
+    <w:p>
+      <w:pPr>
+        <w:pStyle w:val="Heading1"/>
+      </w:pPr>
+      <w:r>
         <w:t xml:space="preserve">The basics</w:t>
       </w:r>
     </w:p>
-    <w:bookmarkStart w:id="9" w:name="X6a04f6665ba3688c721997164ede7f27f7f2e68"/>
-    <w:p>
-      <w:pPr>
-        <w:pStyle w:val="Heading3"/>
+    <w:bookmarkStart w:id="14" w:name="X6a04f6665ba3688c721997164ede7f27f7f2e68"/>
+    <w:p>
+      <w:pPr>
+        <w:pStyle w:val="Heading2"/>
       </w:pPr>
       <w:r>
         <w:t xml:space="preserve">The most important thing: tasks and capstone are NOT the same</w:t>
@@ -217,7 +584,7 @@
               <w:pStyle w:val="Compact"/>
             </w:pPr>
             <w:r>
-              <w:t xml:space="preserve">One answer per task (a flag, a multiple-choice, or a short writeup)</w:t>
+              <w:t xml:space="preserve">One answer per task</w:t>
             </w:r>
           </w:p>
         </w:tc>
@@ -228,7 +595,7 @@
               <w:pStyle w:val="Compact"/>
             </w:pPr>
             <w:r>
-              <w:t xml:space="preserve">One Google Drive folder link + a 75-word executive summary</w:t>
+              <w:t xml:space="preserve">One Google Drive folder link + a 75-word summary</w:t>
             </w:r>
           </w:p>
         </w:tc>
@@ -316,19 +683,25 @@
         </w:tc>
       </w:tr>
     </w:tbl>
-    <w:bookmarkEnd w:id="9"/>
-    <w:bookmarkStart w:id="10" w:name="X188baf6015952626f53654be1371c9fa2a8a499"/>
-    <w:p>
-      <w:pPr>
-        <w:pStyle w:val="Heading3"/>
-      </w:pPr>
-      <w:r>
-        <w:t xml:space="preserve">How to see the desk tasks (the 10 small ones) — click by click</w:t>
-      </w:r>
-    </w:p>
-    <w:p>
-      <w:pPr>
-        <w:pStyle w:val="Compact"/>
+    <w:p>
+      <w:r>
+        <w:pict>
+          <v:rect style="width:0;height:1.5pt" o:hralign="center" o:hrstd="t" o:hr="t"/>
+        </w:pict>
+      </w:r>
+    </w:p>
+    <w:bookmarkEnd w:id="14"/>
+    <w:bookmarkStart w:id="15" w:name="how-to-see-the-desk-tasks-click-by-click"/>
+    <w:p>
+      <w:pPr>
+        <w:pStyle w:val="Heading2"/>
+      </w:pPr>
+      <w:r>
+        <w:t xml:space="preserve">How to see the desk tasks — click by click</w:t>
+      </w:r>
+    </w:p>
+    <w:p>
+      <w:pPr>
         <w:numPr>
           <w:ilvl w:val="0"/>
           <w:numId w:val="1001"/>
@@ -352,32 +725,17 @@
     </w:p>
     <w:p>
       <w:pPr>
-        <w:pStyle w:val="Compact"/>
         <w:numPr>
           <w:ilvl w:val="0"/>
           <w:numId w:val="1001"/>
         </w:numPr>
       </w:pPr>
       <w:r>
-        <w:t xml:space="preserve">You land on your</w:t>
-      </w:r>
-      <w:r>
-        <w:t xml:space="preserve"> </w:t>
-      </w:r>
-      <w:r>
-        <w:rPr>
-          <w:b/>
-          <w:bCs/>
-        </w:rPr>
-        <w:t xml:space="preserve">dashboard</w:t>
-      </w:r>
-      <w:r>
-        <w:t xml:space="preserve">. Find the Stage 0 card.</w:t>
-      </w:r>
-    </w:p>
-    <w:p>
-      <w:pPr>
-        <w:pStyle w:val="Compact"/>
+        <w:t xml:space="preserve">From your dashboard, find the Stage 0 card.</w:t>
+      </w:r>
+    </w:p>
+    <w:p>
+      <w:pPr>
         <w:numPr>
           <w:ilvl w:val="0"/>
           <w:numId w:val="1001"/>
@@ -397,7 +755,7 @@
         <w:t xml:space="preserve">“Enter Stage 0”</w:t>
       </w:r>
       <w:r>
-        <w:t xml:space="preserve">. This takes you to the Stage 0 landing page on the</w:t>
+        <w:t xml:space="preserve">. This opens the Stage 0 landing page on the</w:t>
       </w:r>
       <w:r>
         <w:t xml:space="preserve"> </w:t>
@@ -417,7 +775,6 @@
     </w:p>
     <w:p>
       <w:pPr>
-        <w:pStyle w:val="Compact"/>
         <w:numPr>
           <w:ilvl w:val="0"/>
           <w:numId w:val="1001"/>
@@ -442,39 +799,24 @@
     </w:p>
     <w:p>
       <w:pPr>
-        <w:pStyle w:val="Compact"/>
         <w:numPr>
           <w:ilvl w:val="0"/>
           <w:numId w:val="1001"/>
         </w:numPr>
       </w:pPr>
       <w:r>
-        <w:t xml:space="preserve">You’re now on the</w:t>
-      </w:r>
-      <w:r>
-        <w:t xml:space="preserve"> </w:t>
-      </w:r>
-      <w:r>
-        <w:rPr>
-          <w:b/>
-          <w:bCs/>
-        </w:rPr>
-        <w:t xml:space="preserve">mission board</w:t>
-      </w:r>
-      <w:r>
-        <w:t xml:space="preserve">, which shows 10 numbered task cards (01 Shell warmup, 02 Find the hidden file, 03 Hash this, …, 10 Password-policy critique).</w:t>
-      </w:r>
-    </w:p>
-    <w:p>
-      <w:pPr>
-        <w:pStyle w:val="Compact"/>
+        <w:t xml:space="preserve">You’re now on the mission board. It shows 10 numbered task cards (01 Shell warmup, 02 Find the hidden file, 03 Hash this, …, 10 Password-policy critique).</w:t>
+      </w:r>
+    </w:p>
+    <w:p>
+      <w:pPr>
         <w:numPr>
           <w:ilvl w:val="0"/>
           <w:numId w:val="1001"/>
         </w:numPr>
       </w:pPr>
       <w:r>
-        <w:t xml:space="preserve">Click any task card to open it. Read the briefing, use the widget (terminal, log viewer, etc.) to find the answer, type it into the answer box at the bottom, click</w:t>
+        <w:t xml:space="preserve">Click any task card to open it. Read the briefing. Use the widget to find the answer. Type it into the answer box. Click</w:t>
       </w:r>
       <w:r>
         <w:t xml:space="preserve"> </w:t>
@@ -490,19 +832,25 @@
         <w:t xml:space="preserve">.</w:t>
       </w:r>
     </w:p>
-    <w:bookmarkEnd w:id="10"/>
-    <w:bookmarkStart w:id="11" w:name="Xc88d85353b61e628ffab1cb85a137e5eac37eb9"/>
-    <w:p>
-      <w:pPr>
-        <w:pStyle w:val="Heading3"/>
-      </w:pPr>
-      <w:r>
-        <w:t xml:space="preserve">How to see the capstone (the 4 deliverables) — click by click</w:t>
-      </w:r>
-    </w:p>
-    <w:p>
-      <w:pPr>
-        <w:pStyle w:val="Compact"/>
+    <w:p>
+      <w:r>
+        <w:pict>
+          <v:rect style="width:0;height:1.5pt" o:hralign="center" o:hrstd="t" o:hr="t"/>
+        </w:pict>
+      </w:r>
+    </w:p>
+    <w:bookmarkEnd w:id="15"/>
+    <w:bookmarkStart w:id="16" w:name="how-to-see-the-capstone-click-by-click"/>
+    <w:p>
+      <w:pPr>
+        <w:pStyle w:val="Heading2"/>
+      </w:pPr>
+      <w:r>
+        <w:t xml:space="preserve">How to see the capstone — click by click</w:t>
+      </w:r>
+    </w:p>
+    <w:p>
+      <w:pPr>
         <w:numPr>
           <w:ilvl w:val="0"/>
           <w:numId w:val="1002"/>
@@ -526,30 +874,13 @@
     </w:p>
     <w:p>
       <w:pPr>
-        <w:pStyle w:val="Compact"/>
         <w:numPr>
           <w:ilvl w:val="0"/>
           <w:numId w:val="1002"/>
         </w:numPr>
       </w:pPr>
       <w:r>
-        <w:t xml:space="preserve">From your</w:t>
-      </w:r>
-      <w:r>
-        <w:t xml:space="preserve"> </w:t>
-      </w:r>
-      <w:r>
-        <w:rPr>
-          <w:b/>
-          <w:bCs/>
-        </w:rPr>
-        <w:t xml:space="preserve">dashboard</w:t>
-      </w:r>
-      <w:r>
-        <w:t xml:space="preserve"> </w:t>
-      </w:r>
-      <w:r>
-        <w:t xml:space="preserve">Stage 0 card, click</w:t>
+        <w:t xml:space="preserve">From the dashboard Stage 0 card, click</w:t>
       </w:r>
       <w:r>
         <w:t xml:space="preserve"> </w:t>
@@ -562,10 +893,7 @@
         <w:t xml:space="preserve">“Submit report”</w:t>
       </w:r>
       <w:r>
-        <w:t xml:space="preserve"> </w:t>
-      </w:r>
-      <w:r>
-        <w:t xml:space="preserve">— OR — from the Stage 0 landing page, click the right-hand big button:</w:t>
+        <w:t xml:space="preserve">. Or from the Stage 0 landing page, click the right-hand big button:</w:t>
       </w:r>
       <w:r>
         <w:t xml:space="preserve"> </w:t>
@@ -583,30 +911,13 @@
     </w:p>
     <w:p>
       <w:pPr>
-        <w:pStyle w:val="Compact"/>
         <w:numPr>
           <w:ilvl w:val="0"/>
           <w:numId w:val="1002"/>
         </w:numPr>
       </w:pPr>
       <w:r>
-        <w:t xml:space="preserve">You’re now on the</w:t>
-      </w:r>
-      <w:r>
-        <w:t xml:space="preserve"> </w:t>
-      </w:r>
-      <w:r>
-        <w:rPr>
-          <w:b/>
-          <w:bCs/>
-        </w:rPr>
-        <w:t xml:space="preserve">capstone page</w:t>
-      </w:r>
-      <w:r>
-        <w:t xml:space="preserve"> </w:t>
-      </w:r>
-      <w:r>
-        <w:t xml:space="preserve">at</w:t>
+        <w:t xml:space="preserve">You’re now on the capstone page at</w:t>
       </w:r>
       <w:r>
         <w:t xml:space="preserve"> </w:t>
@@ -623,7 +934,6 @@
     </w:p>
     <w:p>
       <w:pPr>
-        <w:pStyle w:val="Compact"/>
         <w:numPr>
           <w:ilvl w:val="0"/>
           <w:numId w:val="1002"/>
@@ -654,8 +964,6 @@
       <w:r>
         <w:rPr>
           <w:rStyle w:val="VerbatimChar"/>
-          <w:b/>
-          <w:bCs/>
         </w:rPr>
         <w:t xml:space="preserve">00-mission-brief.pdf</w:t>
       </w:r>
@@ -673,22 +981,24 @@
           <w:b/>
           <w:bCs/>
         </w:rPr>
-        <w:t xml:space="preserve">READ THIS PDF FIRST</w:t>
-      </w:r>
-      <w:r>
-        <w:t xml:space="preserve">. It describes D1, D2, D3, D4 in detail.</w:t>
-      </w:r>
-    </w:p>
-    <w:p>
-      <w:pPr>
-        <w:pStyle w:val="Compact"/>
+        <w:t xml:space="preserve">READ THIS PDF FIRST.</w:t>
+      </w:r>
+      <w:r>
+        <w:t xml:space="preserve"> </w:t>
+      </w:r>
+      <w:r>
+        <w:t xml:space="preserve">It describes D1, D2, D3, D4 in detail.</w:t>
+      </w:r>
+    </w:p>
+    <w:p>
+      <w:pPr>
         <w:numPr>
           <w:ilvl w:val="0"/>
           <w:numId w:val="1002"/>
         </w:numPr>
       </w:pPr>
       <w:r>
-        <w:t xml:space="preserve">Below the evidence pack you’ll see the submission form. The form has two fields:</w:t>
+        <w:t xml:space="preserve">Below the evidence pack is the submission form. It has two fields:</w:t>
       </w:r>
     </w:p>
     <w:p>
@@ -710,7 +1020,7 @@
         <w:t xml:space="preserve"> </w:t>
       </w:r>
       <w:r>
-        <w:t xml:space="preserve">(75 words, typed directly into the form)</w:t>
+        <w:t xml:space="preserve">(75 words, typed directly into the form).</w:t>
       </w:r>
     </w:p>
     <w:p>
@@ -732,12 +1042,11 @@
         <w:t xml:space="preserve"> </w:t>
       </w:r>
       <w:r>
-        <w:t xml:space="preserve">(paste a shareable Google Drive folder URL containing your four documents — D1.pdf, D2.pdf, D3.pdf, D4.pdf)</w:t>
-      </w:r>
-    </w:p>
-    <w:p>
-      <w:pPr>
-        <w:pStyle w:val="Compact"/>
+        <w:t xml:space="preserve">(paste your Google Drive folder URL containing D1.pdf, D2.pdf, D3.pdf, D4.pdf).</w:t>
+      </w:r>
+    </w:p>
+    <w:p>
+      <w:pPr>
         <w:numPr>
           <w:ilvl w:val="0"/>
           <w:numId w:val="1002"/>
@@ -760,7 +1069,42 @@
         <w:t xml:space="preserve"> </w:t>
       </w:r>
       <w:r>
-        <w:t xml:space="preserve">at the bottom. You can come back and re-submit until Stage 0 closes Friday.</w:t>
+        <w:t xml:space="preserve">at the bottom. You can come back and re-submit any time until Stage 0 closes Friday.</w:t>
+      </w:r>
+    </w:p>
+    <w:p>
+      <w:r>
+        <w:pict>
+          <v:rect style="width:0;height:1.5pt" o:hralign="center" o:hrstd="t" o:hr="t"/>
+        </w:pict>
+      </w:r>
+    </w:p>
+    <w:bookmarkEnd w:id="16"/>
+    <w:bookmarkStart w:id="17" w:name="stage-and-chapter-whats-the-difference"/>
+    <w:p>
+      <w:pPr>
+        <w:pStyle w:val="Heading2"/>
+      </w:pPr>
+      <w:r>
+        <w:t xml:space="preserve">“Stage”</w:t>
+      </w:r>
+      <w:r>
+        <w:t xml:space="preserve"> </w:t>
+      </w:r>
+      <w:r>
+        <w:t xml:space="preserve">and</w:t>
+      </w:r>
+      <w:r>
+        <w:t xml:space="preserve"> </w:t>
+      </w:r>
+      <w:r>
+        <w:t xml:space="preserve">“Chapter”</w:t>
+      </w:r>
+      <w:r>
+        <w:t xml:space="preserve"> </w:t>
+      </w:r>
+      <w:r>
+        <w:t xml:space="preserve">— what’s the difference?</w:t>
       </w:r>
     </w:p>
     <w:p>
@@ -768,35 +1112,17 @@
         <w:pStyle w:val="FirstParagraph"/>
       </w:pPr>
       <w:r>
-        <w:t xml:space="preserve">You can switch back and forth between the desk tasks and the capstone freely — do them in any order. But you must complete both to be considered for promotion.</w:t>
-      </w:r>
-    </w:p>
-    <w:bookmarkEnd w:id="11"/>
-    <w:bookmarkStart w:id="12" w:name="stage-and-chapter-whats-the-difference"/>
-    <w:p>
-      <w:pPr>
-        <w:pStyle w:val="Heading3"/>
-      </w:pPr>
-      <w:r>
-        <w:t xml:space="preserve">“Stage”</w:t>
-      </w:r>
-      <w:r>
-        <w:t xml:space="preserve"> </w:t>
-      </w:r>
-      <w:r>
-        <w:t xml:space="preserve">and</w:t>
-      </w:r>
-      <w:r>
-        <w:t xml:space="preserve"> </w:t>
-      </w:r>
-      <w:r>
-        <w:t xml:space="preserve">“Chapter”</w:t>
-      </w:r>
-      <w:r>
-        <w:t xml:space="preserve"> </w:t>
-      </w:r>
-      <w:r>
-        <w:t xml:space="preserve">— what’s the difference?</w:t>
+        <w:t xml:space="preserve">Same thing. Stage 0 = Chapter 1. Stage 1 = Chapter 2. The two words are used interchangeably across the platform.</w:t>
+      </w:r>
+    </w:p>
+    <w:bookmarkEnd w:id="17"/>
+    <w:bookmarkStart w:id="18" w:name="i-cant-see-stage-0-yet"/>
+    <w:p>
+      <w:pPr>
+        <w:pStyle w:val="Heading2"/>
+      </w:pPr>
+      <w:r>
+        <w:t xml:space="preserve">I can’t see Stage 0 yet</w:t>
       </w:r>
     </w:p>
     <w:p>
@@ -804,17 +1130,49 @@
         <w:pStyle w:val="FirstParagraph"/>
       </w:pPr>
       <w:r>
-        <w:t xml:space="preserve">They mean the same thing in our platform. Stage 0 = Chapter 1. Stage 1 = Chapter 2. The mismatch is cosmetic — don’t read anything into it.</w:t>
-      </w:r>
-    </w:p>
-    <w:bookmarkEnd w:id="12"/>
-    <w:bookmarkStart w:id="13" w:name="i-cant-see-stage-0-yet"/>
-    <w:p>
-      <w:pPr>
-        <w:pStyle w:val="Heading3"/>
-      </w:pPr>
-      <w:r>
-        <w:t xml:space="preserve">I can’t see Stage 0 yet</w:t>
+        <w:t xml:space="preserve">Confirm the platform shows Stage 0 as</w:t>
+      </w:r>
+      <w:r>
+        <w:t xml:space="preserve"> </w:t>
+      </w:r>
+      <w:r>
+        <w:rPr>
+          <w:b/>
+          <w:bCs/>
+        </w:rPr>
+        <w:t xml:space="preserve">Open</w:t>
+      </w:r>
+      <w:r>
+        <w:t xml:space="preserve"> </w:t>
+      </w:r>
+      <w:r>
+        <w:t xml:space="preserve">on your dashboard. If it says</w:t>
+      </w:r>
+      <w:r>
+        <w:t xml:space="preserve"> </w:t>
+      </w:r>
+      <w:r>
+        <w:rPr>
+          <w:b/>
+          <w:bCs/>
+        </w:rPr>
+        <w:t xml:space="preserve">Locked</w:t>
+      </w:r>
+      <w:r>
+        <w:t xml:space="preserve"> </w:t>
+      </w:r>
+      <w:r>
+        <w:t xml:space="preserve">or you don’t see the Stage 0 card at all, message a Program Manager with your UBI intern code.</w:t>
+      </w:r>
+    </w:p>
+    <w:bookmarkEnd w:id="18"/>
+    <w:bookmarkStart w:id="19" w:name="when-does-stage-0-close"/>
+    <w:p>
+      <w:pPr>
+        <w:pStyle w:val="Heading2"/>
+      </w:pPr>
+      <w:r>
+        <w:t xml:space="preserve">When does Stage 0 close?</w:t>
       </w:r>
     </w:p>
     <w:p>
@@ -822,17 +1180,27 @@
         <w:pStyle w:val="FirstParagraph"/>
       </w:pPr>
       <w:r>
-        <w:t xml:space="preserve">If you can log in but the Stage 0 buttons are greyed out or missing, message a Program Manager with your UBI code. It’s almost always a per-account toggle that we can fix in under a minute.</w:t>
-      </w:r>
-    </w:p>
-    <w:bookmarkEnd w:id="13"/>
-    <w:bookmarkStart w:id="14" w:name="when-does-stage-0-close"/>
-    <w:p>
-      <w:pPr>
-        <w:pStyle w:val="Heading3"/>
-      </w:pPr>
-      <w:r>
-        <w:t xml:space="preserve">When does Stage 0 close?</w:t>
+        <w:rPr>
+          <w:b/>
+          <w:bCs/>
+        </w:rPr>
+        <w:t xml:space="preserve">Friday 5 June 2026, 18:00 WAT.</w:t>
+      </w:r>
+      <w:r>
+        <w:t xml:space="preserve"> </w:t>
+      </w:r>
+      <w:r>
+        <w:t xml:space="preserve">That is the deadline for everything — desk tasks AND the capstone submission. The platform closes the submission window automatically; there are no late submissions.</w:t>
+      </w:r>
+    </w:p>
+    <w:bookmarkEnd w:id="19"/>
+    <w:bookmarkStart w:id="20" w:name="how-long-does-the-full-programme-run"/>
+    <w:p>
+      <w:pPr>
+        <w:pStyle w:val="Heading2"/>
+      </w:pPr>
+      <w:r>
+        <w:t xml:space="preserve">How long does the full programme run?</w:t>
       </w:r>
     </w:p>
     <w:p>
@@ -840,27 +1208,34 @@
         <w:pStyle w:val="FirstParagraph"/>
       </w:pPr>
       <w:r>
-        <w:rPr>
-          <w:b/>
-          <w:bCs/>
-        </w:rPr>
-        <w:t xml:space="preserve">Friday 5 June 2026 at 18:00 WAT.</w:t>
-      </w:r>
-      <w:r>
-        <w:t xml:space="preserve"> </w:t>
-      </w:r>
-      <w:r>
-        <w:t xml:space="preserve">You have the full week. Results publish Sunday 18:00 WAT.</w:t>
-      </w:r>
-    </w:p>
-    <w:bookmarkEnd w:id="14"/>
-    <w:bookmarkStart w:id="15" w:name="how-long-does-the-full-programme-run"/>
-    <w:p>
-      <w:pPr>
-        <w:pStyle w:val="Heading3"/>
-      </w:pPr>
-      <w:r>
-        <w:t xml:space="preserve">How long does the full programme run?</w:t>
+        <w:t xml:space="preserve">Ten weeks. Stages 0 through 4 run for two weeks each.</w:t>
+      </w:r>
+    </w:p>
+    <w:p>
+      <w:r>
+        <w:pict>
+          <v:rect style="width:0;height:1.5pt" o:hralign="center" o:hrstd="t" o:hr="t"/>
+        </w:pict>
+      </w:r>
+    </w:p>
+    <w:bookmarkEnd w:id="20"/>
+    <w:bookmarkEnd w:id="21"/>
+    <w:bookmarkStart w:id="30" w:name="desk-tasks-the-10-small-ones"/>
+    <w:p>
+      <w:pPr>
+        <w:pStyle w:val="Heading1"/>
+      </w:pPr>
+      <w:r>
+        <w:t xml:space="preserve">Desk tasks (the 10 small ones)</w:t>
+      </w:r>
+    </w:p>
+    <w:bookmarkStart w:id="22" w:name="do-i-have-to-do-them-in-order"/>
+    <w:p>
+      <w:pPr>
+        <w:pStyle w:val="Heading2"/>
+      </w:pPr>
+      <w:r>
+        <w:t xml:space="preserve">Do I have to do them in order?</w:t>
       </w:r>
     </w:p>
     <w:p>
@@ -868,359 +1243,17 @@
         <w:pStyle w:val="FirstParagraph"/>
       </w:pPr>
       <w:r>
-        <w:t xml:space="preserve">10 weeks. Stage 0 is week 1. Stages 1 through 4 run weekly after.</w:t>
-      </w:r>
-    </w:p>
-    <w:bookmarkEnd w:id="15"/>
-    <w:bookmarkEnd w:id="16"/>
-    <w:bookmarkStart w:id="25" w:name="desk-tasks-the-10-small-tasks"/>
+        <w:t xml:space="preserve">No. You can do them in any order. Some interns start with the easier shell ones (01, 02). Others jump to the ethics writeup (09) first because they want to think while they work on the rest.</w:t>
+      </w:r>
+    </w:p>
+    <w:bookmarkEnd w:id="22"/>
+    <w:bookmarkStart w:id="23" w:name="are-there-10-tasks-or-11"/>
     <w:p>
       <w:pPr>
         <w:pStyle w:val="Heading2"/>
       </w:pPr>
       <w:r>
-        <w:t xml:space="preserve">Desk tasks (the 10 small tasks)</w:t>
-      </w:r>
-    </w:p>
-    <w:bookmarkStart w:id="17" w:name="do-i-have-to-do-them-in-order"/>
-    <w:p>
-      <w:pPr>
-        <w:pStyle w:val="Heading3"/>
-      </w:pPr>
-      <w:r>
-        <w:t xml:space="preserve">Do I have to do them in order?</w:t>
-      </w:r>
-    </w:p>
-    <w:p>
-      <w:pPr>
-        <w:pStyle w:val="FirstParagraph"/>
-      </w:pPr>
-      <w:r>
-        <w:t xml:space="preserve">No. Pick the one you want. Tasks 1–10 are independent.</w:t>
-      </w:r>
-    </w:p>
-    <w:bookmarkEnd w:id="17"/>
-    <w:bookmarkStart w:id="18" w:name="are-there-10-tasks-or-11"/>
-    <w:p>
-      <w:pPr>
-        <w:pStyle w:val="Heading3"/>
-      </w:pPr>
-      <w:r>
         <w:t xml:space="preserve">Are there 10 tasks or 11?</w:t>
-      </w:r>
-    </w:p>
-    <w:p>
-      <w:pPr>
-        <w:pStyle w:val="FirstParagraph"/>
-      </w:pPr>
-      <w:r>
-        <w:rPr>
-          <w:b/>
-          <w:bCs/>
-        </w:rPr>
-        <w:t xml:space="preserve">Ten.</w:t>
-      </w:r>
-      <w:r>
-        <w:t xml:space="preserve"> </w:t>
-      </w:r>
-      <w:r>
-        <w:t xml:space="preserve">The 11th task you may have briefly seen (</w:t>
-      </w:r>
-      <w:r>
-        <w:t xml:space="preserve">“Analyst handover note”</w:t>
-      </w:r>
-      <w:r>
-        <w:t xml:space="preserve">) was a seed mistake and has been removed. If you still see 11, hard-refresh the page.</w:t>
-      </w:r>
-    </w:p>
-    <w:bookmarkEnd w:id="18"/>
-    <w:bookmarkStart w:id="19" w:name="the-terminal-isnt-returning-any-output"/>
-    <w:p>
-      <w:pPr>
-        <w:pStyle w:val="Heading3"/>
-      </w:pPr>
-      <w:r>
-        <w:t xml:space="preserve">The terminal isn’t returning any output</w:t>
-      </w:r>
-    </w:p>
-    <w:p>
-      <w:pPr>
-        <w:pStyle w:val="FirstParagraph"/>
-      </w:pPr>
-      <w:r>
-        <w:t xml:space="preserve">Try in this order: hard refresh the page (Cmd/Ctrl + Shift + R), check that you’re typing a valid command (run</w:t>
-      </w:r>
-      <w:r>
-        <w:t xml:space="preserve"> </w:t>
-      </w:r>
-      <w:r>
-        <w:rPr>
-          <w:rStyle w:val="VerbatimChar"/>
-        </w:rPr>
-        <w:t xml:space="preserve">help</w:t>
-      </w:r>
-      <w:r>
-        <w:t xml:space="preserve"> </w:t>
-      </w:r>
-      <w:r>
-        <w:t xml:space="preserve">to list what works), make sure you’re on a desktop or laptop (mobile is supported but cramped — see</w:t>
-      </w:r>
-      <w:r>
-        <w:t xml:space="preserve"> </w:t>
-      </w:r>
-      <w:r>
-        <w:t xml:space="preserve">“Can I use my phone?”</w:t>
-      </w:r>
-      <w:r>
-        <w:t xml:space="preserve"> </w:t>
-      </w:r>
-      <w:r>
-        <w:t xml:space="preserve">below). If still broken after that, post in #technical-issues with the command you typed.</w:t>
-      </w:r>
-    </w:p>
-    <w:bookmarkEnd w:id="19"/>
-    <w:bookmarkStart w:id="20" w:name="can-i-edit-my-answer-after-i-submit"/>
-    <w:p>
-      <w:pPr>
-        <w:pStyle w:val="Heading3"/>
-      </w:pPr>
-      <w:r>
-        <w:t xml:space="preserve">Can I edit my answer after I submit?</w:t>
-      </w:r>
-    </w:p>
-    <w:p>
-      <w:pPr>
-        <w:pStyle w:val="FirstParagraph"/>
-      </w:pPr>
-      <w:r>
-        <w:t xml:space="preserve">For</w:t>
-      </w:r>
-      <w:r>
-        <w:t xml:space="preserve"> </w:t>
-      </w:r>
-      <w:r>
-        <w:rPr>
-          <w:b/>
-          <w:bCs/>
-        </w:rPr>
-        <w:t xml:space="preserve">flag tasks</w:t>
-      </w:r>
-      <w:r>
-        <w:t xml:space="preserve"> </w:t>
-      </w:r>
-      <w:r>
-        <w:t xml:space="preserve">(Shell warmup, Hash this, etc.): the task locks the moment you get it right. If you got it wrong, just try again — there’s no submission limit.</w:t>
-      </w:r>
-    </w:p>
-    <w:p>
-      <w:pPr>
-        <w:pStyle w:val="BodyText"/>
-      </w:pPr>
-      <w:r>
-        <w:t xml:space="preserve">For</w:t>
-      </w:r>
-      <w:r>
-        <w:t xml:space="preserve"> </w:t>
-      </w:r>
-      <w:r>
-        <w:rPr>
-          <w:b/>
-          <w:bCs/>
-        </w:rPr>
-        <w:t xml:space="preserve">writeup tasks</w:t>
-      </w:r>
-      <w:r>
-        <w:t xml:space="preserve"> </w:t>
-      </w:r>
-      <w:r>
-        <w:t xml:space="preserve">(8, 9, 10): you can keep editing until Stage 0 closes Friday.</w:t>
-      </w:r>
-    </w:p>
-    <w:bookmarkEnd w:id="20"/>
-    <w:bookmarkStart w:id="21" w:name="X918842a1039fdf389ea50b2c8584410bd47efc8"/>
-    <w:p>
-      <w:pPr>
-        <w:pStyle w:val="Heading3"/>
-      </w:pPr>
-      <w:r>
-        <w:t xml:space="preserve">My writeup tasks (8, 9, 10) haven’t turned green — did I get them wrong?</w:t>
-      </w:r>
-    </w:p>
-    <w:p>
-      <w:pPr>
-        <w:pStyle w:val="FirstParagraph"/>
-      </w:pPr>
-      <w:r>
-        <w:t xml:space="preserve">No. Writeup tasks are graded by a human, not auto-graded. They stay</w:t>
-      </w:r>
-      <w:r>
-        <w:t xml:space="preserve"> </w:t>
-      </w:r>
-      <w:r>
-        <w:t xml:space="preserve">“submitted”</w:t>
-      </w:r>
-      <w:r>
-        <w:t xml:space="preserve"> </w:t>
-      </w:r>
-      <w:r>
-        <w:t xml:space="preserve">(not green) until after Stage 0 closes Friday. Green checkmarks only appear after grading.</w:t>
-      </w:r>
-    </w:p>
-    <w:bookmarkEnd w:id="21"/>
-    <w:bookmarkStart w:id="22" w:name="X0824cfb1ba23da0478f40126b46cbe3fea42a21"/>
-    <w:p>
-      <w:pPr>
-        <w:pStyle w:val="Heading3"/>
-      </w:pPr>
-      <w:r>
-        <w:t xml:space="preserve">How do I see my flag if the terminal shows me one?</w:t>
-      </w:r>
-    </w:p>
-    <w:p>
-      <w:pPr>
-        <w:pStyle w:val="FirstParagraph"/>
-      </w:pPr>
-      <w:r>
-        <w:t xml:space="preserve">Read it from inside your own terminal output, copy it (including the</w:t>
-      </w:r>
-      <w:r>
-        <w:t xml:space="preserve"> </w:t>
-      </w:r>
-      <w:r>
-        <w:rPr>
-          <w:rStyle w:val="VerbatimChar"/>
-        </w:rPr>
-        <w:t xml:space="preserve">TRAN{...}</w:t>
-      </w:r>
-      <w:r>
-        <w:t xml:space="preserve"> </w:t>
-      </w:r>
-      <w:r>
-        <w:t xml:space="preserve">wrapper), paste it into the</w:t>
-      </w:r>
-      <w:r>
-        <w:t xml:space="preserve"> </w:t>
-      </w:r>
-      <w:r>
-        <w:t xml:space="preserve">“Your answer”</w:t>
-      </w:r>
-      <w:r>
-        <w:t xml:space="preserve"> </w:t>
-      </w:r>
-      <w:r>
-        <w:t xml:space="preserve">box below the terminal, and click Submit. The flag is unique to YOUR account — if you copy a flag from someone else’s screenshot, it will not work. That’s intentional, to prevent collusion.</w:t>
-      </w:r>
-    </w:p>
-    <w:bookmarkEnd w:id="22"/>
-    <w:bookmarkStart w:id="23" w:name="X5104593ed2318163fa112bb18ea37ffb218240b"/>
-    <w:p>
-      <w:pPr>
-        <w:pStyle w:val="Heading3"/>
-      </w:pPr>
-      <w:r>
-        <w:t xml:space="preserve">Do I need to document the desk tasks for the capstone?</w:t>
-      </w:r>
-    </w:p>
-    <w:p>
-      <w:pPr>
-        <w:pStyle w:val="FirstParagraph"/>
-      </w:pPr>
-      <w:r>
-        <w:rPr>
-          <w:b/>
-          <w:bCs/>
-        </w:rPr>
-        <w:t xml:space="preserve">Yes, informally.</w:t>
-      </w:r>
-      <w:r>
-        <w:t xml:space="preserve"> </w:t>
-      </w:r>
-      <w:r>
-        <w:t xml:space="preserve">Keep a notepad (Notion, Word, paper — whatever) open while you do the desk tasks. Jot down what you found and which files you used. You’ll lean on those notes when writing D1–D4. The platform does NOT require you to upload that documentation — it’s for your own use.</w:t>
-      </w:r>
-    </w:p>
-    <w:bookmarkEnd w:id="23"/>
-    <w:bookmarkStart w:id="24" w:name="X9068460fcdf39477a210953c1229dbfb2587730"/>
-    <w:p>
-      <w:pPr>
-        <w:pStyle w:val="Heading3"/>
-      </w:pPr>
-      <w:r>
-        <w:t xml:space="preserve">Can I screenshot the terminal for my own notes?</w:t>
-      </w:r>
-    </w:p>
-    <w:p>
-      <w:pPr>
-        <w:pStyle w:val="FirstParagraph"/>
-      </w:pPr>
-      <w:r>
-        <w:t xml:space="preserve">For your own use, yes.</w:t>
-      </w:r>
-      <w:r>
-        <w:t xml:space="preserve"> </w:t>
-      </w:r>
-      <w:r>
-        <w:rPr>
-          <w:b/>
-          <w:bCs/>
-        </w:rPr>
-        <w:t xml:space="preserve">Do not share screenshots of the platform itself</w:t>
-      </w:r>
-      <w:r>
-        <w:t xml:space="preserve"> </w:t>
-      </w:r>
-      <w:r>
-        <w:t xml:space="preserve">(terminal output, dashboard, the desk tasks UI) publicly — that’s a confidentiality breach. Sharing your own written capstone deliverables on LinkedIn and the rest is allowed with PII scrubbed (see</w:t>
-      </w:r>
-      <w:r>
-        <w:t xml:space="preserve"> </w:t>
-      </w:r>
-      <w:r>
-        <w:t xml:space="preserve">“Can I show my capstone on LinkedIn or GitHub?”</w:t>
-      </w:r>
-      <w:r>
-        <w:t xml:space="preserve"> </w:t>
-      </w:r>
-      <w:r>
-        <w:t xml:space="preserve">below).</w:t>
-      </w:r>
-    </w:p>
-    <w:bookmarkEnd w:id="24"/>
-    <w:bookmarkEnd w:id="25"/>
-    <w:bookmarkStart w:id="34" w:name="capstone-the-four-deliverables"/>
-    <w:p>
-      <w:pPr>
-        <w:pStyle w:val="Heading2"/>
-      </w:pPr>
-      <w:r>
-        <w:t xml:space="preserve">Capstone (the four deliverables)</w:t>
-      </w:r>
-    </w:p>
-    <w:bookmarkStart w:id="26" w:name="what-goes-into-the-drive-folder"/>
-    <w:p>
-      <w:pPr>
-        <w:pStyle w:val="Heading3"/>
-      </w:pPr>
-      <w:r>
-        <w:t xml:space="preserve">What goes into the Drive folder?</w:t>
-      </w:r>
-    </w:p>
-    <w:p>
-      <w:pPr>
-        <w:pStyle w:val="FirstParagraph"/>
-      </w:pPr>
-      <w:r>
-        <w:rPr>
-          <w:b/>
-          <w:bCs/>
-        </w:rPr>
-        <w:t xml:space="preserve">Four documents.</w:t>
-      </w:r>
-      <w:r>
-        <w:t xml:space="preserve"> </w:t>
-      </w:r>
-      <w:r>
-        <w:t xml:space="preserve">That’s it.</w:t>
       </w:r>
     </w:p>
     <w:p>
@@ -1232,43 +1265,17 @@
         </w:numPr>
       </w:pPr>
       <w:r>
-        <w:t xml:space="preserve">D1 — Suspicious-login evidence table (3–5 pages)</w:t>
-      </w:r>
-    </w:p>
-    <w:p>
-      <w:pPr>
-        <w:pStyle w:val="Compact"/>
-        <w:numPr>
-          <w:ilvl w:val="0"/>
-          <w:numId w:val="1004"/>
-        </w:numPr>
-      </w:pPr>
-      <w:r>
-        <w:t xml:space="preserve">D2 — Tier-1 dismissal pattern analysis (3–5 pages)</w:t>
-      </w:r>
-    </w:p>
-    <w:p>
-      <w:pPr>
-        <w:pStyle w:val="Compact"/>
-        <w:numPr>
-          <w:ilvl w:val="0"/>
-          <w:numId w:val="1004"/>
-        </w:numPr>
-      </w:pPr>
-      <w:r>
-        <w:t xml:space="preserve">D3 — Business impact and next steps (3–5 pages)</w:t>
-      </w:r>
-    </w:p>
-    <w:p>
-      <w:pPr>
-        <w:pStyle w:val="Compact"/>
-        <w:numPr>
-          <w:ilvl w:val="0"/>
-          <w:numId w:val="1004"/>
-        </w:numPr>
-      </w:pPr>
-      <w:r>
-        <w:t xml:space="preserve">D4 — Judgment essay, ethics + scenario (exactly 2 pages)</w:t>
+        <w:t xml:space="preserve">There was a brief moment when an 11th appeared due to a seed bug. It has been removed.</w:t>
+      </w:r>
+    </w:p>
+    <w:bookmarkEnd w:id="23"/>
+    <w:bookmarkStart w:id="24" w:name="the-terminal-isnt-returning-any-output"/>
+    <w:p>
+      <w:pPr>
+        <w:pStyle w:val="Heading2"/>
+      </w:pPr>
+      <w:r>
+        <w:t xml:space="preserve">The terminal isn’t returning any output</w:t>
       </w:r>
     </w:p>
     <w:p>
@@ -1276,17 +1283,96 @@
         <w:pStyle w:val="FirstParagraph"/>
       </w:pPr>
       <w:r>
-        <w:t xml:space="preserve">Total intern-written work is 11–17 pages.</w:t>
+        <w:t xml:space="preserve">In order: (1) hard refresh the page (Ctrl/Cmd+Shift+R). (2) Try</w:t>
+      </w:r>
+      <w:r>
+        <w:t xml:space="preserve"> </w:t>
+      </w:r>
+      <w:r>
+        <w:rPr>
+          <w:rStyle w:val="VerbatimChar"/>
+        </w:rPr>
+        <w:t xml:space="preserve">help</w:t>
+      </w:r>
+      <w:r>
+        <w:t xml:space="preserve"> </w:t>
+      </w:r>
+      <w:r>
+        <w:t xml:space="preserve">to list the commands the terminal supports. (3) Open the page on a laptop instead of a phone — the terminal is hard to use on mobile. (4) If still stuck, post in #technical-issues with the command you ran.</w:t>
+      </w:r>
+    </w:p>
+    <w:bookmarkEnd w:id="24"/>
+    <w:bookmarkStart w:id="25" w:name="can-i-edit-my-answer-after-i-submit"/>
+    <w:p>
+      <w:pPr>
+        <w:pStyle w:val="Heading2"/>
+      </w:pPr>
+      <w:r>
+        <w:t xml:space="preserve">Can I edit my answer after I submit?</w:t>
+      </w:r>
+    </w:p>
+    <w:p>
+      <w:pPr>
+        <w:pStyle w:val="FirstParagraph"/>
+      </w:pPr>
+      <w:r>
+        <w:rPr>
+          <w:b/>
+          <w:bCs/>
+        </w:rPr>
+        <w:t xml:space="preserve">For flag and MCQ tasks:</w:t>
+      </w:r>
+      <w:r>
+        <w:t xml:space="preserve"> </w:t>
+      </w:r>
+      <w:r>
+        <w:t xml:space="preserve">if you got it wrong, yes — try again until you get it right. Once you’ve got it right, that task is locked and your score is set.</w:t>
+      </w:r>
+    </w:p>
+    <w:p>
+      <w:pPr>
+        <w:pStyle w:val="BodyText"/>
+      </w:pPr>
+      <w:r>
+        <w:rPr>
+          <w:b/>
+          <w:bCs/>
+        </w:rPr>
+        <w:t xml:space="preserve">For writeup tasks (08, 09, 10):</w:t>
+      </w:r>
+      <w:r>
+        <w:t xml:space="preserve"> </w:t>
+      </w:r>
+      <w:r>
+        <w:t xml:space="preserve">you can keep editing and re-submitting until Stage 0 closes Friday.</w:t>
+      </w:r>
+    </w:p>
+    <w:bookmarkEnd w:id="25"/>
+    <w:bookmarkStart w:id="26" w:name="X918842a1039fdf389ea50b2c8584410bd47efc8"/>
+    <w:p>
+      <w:pPr>
+        <w:pStyle w:val="Heading2"/>
+      </w:pPr>
+      <w:r>
+        <w:t xml:space="preserve">My writeup tasks (8, 9, 10) haven’t turned green — did I get them wrong?</w:t>
+      </w:r>
+    </w:p>
+    <w:p>
+      <w:pPr>
+        <w:pStyle w:val="FirstParagraph"/>
+      </w:pPr>
+      <w:r>
+        <w:t xml:space="preserve">No. Writeup tasks are graded by a human, not the platform. They will turn green after Stage 0 closes Friday and a grader has read them. If a task is grey by Saturday evening, then ask.</w:t>
       </w:r>
     </w:p>
     <w:bookmarkEnd w:id="26"/>
-    <w:bookmarkStart w:id="27" w:name="what-about-the-75-word-executive-summary"/>
-    <w:p>
-      <w:pPr>
-        <w:pStyle w:val="Heading3"/>
-      </w:pPr>
-      <w:r>
-        <w:t xml:space="preserve">What about the 75-word executive summary?</w:t>
+    <w:bookmarkStart w:id="27" w:name="X0824cfb1ba23da0478f40126b46cbe3fea42a21"/>
+    <w:p>
+      <w:pPr>
+        <w:pStyle w:val="Heading2"/>
+      </w:pPr>
+      <w:r>
+        <w:t xml:space="preserve">How do I see my flag if the terminal shows me one?</w:t>
       </w:r>
     </w:p>
     <w:p>
@@ -1294,30 +1380,17 @@
         <w:pStyle w:val="FirstParagraph"/>
       </w:pPr>
       <w:r>
-        <w:t xml:space="preserve">That goes</w:t>
-      </w:r>
-      <w:r>
-        <w:t xml:space="preserve"> </w:t>
-      </w:r>
-      <w:r>
-        <w:rPr>
-          <w:b/>
-          <w:bCs/>
-        </w:rPr>
-        <w:t xml:space="preserve">on the platform</w:t>
-      </w:r>
-      <w:r>
-        <w:t xml:space="preserve">, not in the Drive folder. There’s a field on the submission page where you type it directly. Don’t put it in a separate Doc.</w:t>
+        <w:t xml:space="preserve">It’s tied to your account. The flag in your widget is YOUR flag — different from every other intern’s. Type exactly what you see in the terminal into the answer box. Don’t copy from anyone else; their flag will not validate against your account.</w:t>
       </w:r>
     </w:p>
     <w:bookmarkEnd w:id="27"/>
-    <w:bookmarkStart w:id="28" w:name="can-i-submit-my-capstone-more-than-once"/>
-    <w:p>
-      <w:pPr>
-        <w:pStyle w:val="Heading3"/>
-      </w:pPr>
-      <w:r>
-        <w:t xml:space="preserve">Can I submit my capstone more than once?</w:t>
+    <w:bookmarkStart w:id="28" w:name="X5104593ed2318163fa112bb18ea37ffb218240b"/>
+    <w:p>
+      <w:pPr>
+        <w:pStyle w:val="Heading2"/>
+      </w:pPr>
+      <w:r>
+        <w:t xml:space="preserve">Do I need to document the desk tasks for the capstone?</w:t>
       </w:r>
     </w:p>
     <w:p>
@@ -1325,27 +1398,17 @@
         <w:pStyle w:val="FirstParagraph"/>
       </w:pPr>
       <w:r>
-        <w:rPr>
-          <w:b/>
-          <w:bCs/>
-        </w:rPr>
-        <w:t xml:space="preserve">Yes — as many times as you want until Stage 0 closes</w:t>
-      </w:r>
-      <w:r>
-        <w:t xml:space="preserve"> </w:t>
-      </w:r>
-      <w:r>
-        <w:t xml:space="preserve">OR until a grader marks your report as PASSED or FAILED. Each time you click Submit, your previous submission is replaced. Drafts auto-save every 30 seconds while you’re editing.</w:t>
+        <w:t xml:space="preserve">You don’t need a separate file. But as you work through tasks 1–10, keep notes (Notion, OneNote, paper) — what you found, what commands you ran, what surprised you. You’ll reference these notes when writing D1, D2, D3, D4.</w:t>
       </w:r>
     </w:p>
     <w:bookmarkEnd w:id="28"/>
-    <w:bookmarkStart w:id="29" w:name="where-does-the-capstone-work-happen"/>
-    <w:p>
-      <w:pPr>
-        <w:pStyle w:val="Heading3"/>
-      </w:pPr>
-      <w:r>
-        <w:t xml:space="preserve">Where does the capstone work happen?</w:t>
+    <w:bookmarkStart w:id="29" w:name="X9068460fcdf39477a210953c1229dbfb2587730"/>
+    <w:p>
+      <w:pPr>
+        <w:pStyle w:val="Heading2"/>
+      </w:pPr>
+      <w:r>
+        <w:t xml:space="preserve">Can I screenshot the terminal for my own notes?</w:t>
       </w:r>
     </w:p>
     <w:p>
@@ -1353,26 +1416,62 @@
         <w:pStyle w:val="FirstParagraph"/>
       </w:pPr>
       <w:r>
-        <w:t xml:space="preserve">Off-platform, in Google Docs or Microsoft Word. The platform does not have a writing editor for the capstone. You write in Docs/Word, put each of the four documents in one shared Drive folder, set sharing to</w:t>
-      </w:r>
-      <w:r>
-        <w:t xml:space="preserve"> </w:t>
-      </w:r>
-      <w:r>
-        <w:t xml:space="preserve">“Anyone with the link → Viewer”</w:t>
-      </w:r>
-      <w:r>
-        <w:t xml:space="preserve">, and paste the folder URL into the submission box.</w:t>
+        <w:t xml:space="preserve">For your own use, yes.</w:t>
+      </w:r>
+      <w:r>
+        <w:t xml:space="preserve"> </w:t>
+      </w:r>
+      <w:r>
+        <w:rPr>
+          <w:b/>
+          <w:bCs/>
+        </w:rPr>
+        <w:t xml:space="preserve">Do not share screenshots of the platform itself</w:t>
+      </w:r>
+      <w:r>
+        <w:t xml:space="preserve"> </w:t>
+      </w:r>
+      <w:r>
+        <w:t xml:space="preserve">(terminal output, dashboard, the desk tasks UI) publicly — that’s a confidentiality breach. Sharing your own written capstone deliverables on LinkedIn and the rest is allowed with PII scrubbed (see</w:t>
+      </w:r>
+      <w:r>
+        <w:t xml:space="preserve"> </w:t>
+      </w:r>
+      <w:r>
+        <w:t xml:space="preserve">“Can I show my capstone on LinkedIn or GitHub?”</w:t>
+      </w:r>
+      <w:r>
+        <w:t xml:space="preserve"> </w:t>
+      </w:r>
+      <w:r>
+        <w:t xml:space="preserve">below).</w:t>
+      </w:r>
+    </w:p>
+    <w:p>
+      <w:r>
+        <w:pict>
+          <v:rect style="width:0;height:1.5pt" o:hralign="center" o:hrstd="t" o:hr="t"/>
+        </w:pict>
       </w:r>
     </w:p>
     <w:bookmarkEnd w:id="29"/>
-    <w:bookmarkStart w:id="30" w:name="is-there-a-template-i-can-follow"/>
-    <w:p>
-      <w:pPr>
-        <w:pStyle w:val="Heading3"/>
-      </w:pPr>
-      <w:r>
-        <w:t xml:space="preserve">Is there a template I can follow?</w:t>
+    <w:bookmarkEnd w:id="30"/>
+    <w:bookmarkStart w:id="37" w:name="capstone-the-4-deliverables"/>
+    <w:p>
+      <w:pPr>
+        <w:pStyle w:val="Heading1"/>
+      </w:pPr>
+      <w:r>
+        <w:t xml:space="preserve">Capstone (the 4 deliverables)</w:t>
+      </w:r>
+    </w:p>
+    <w:bookmarkStart w:id="31" w:name="what-goes-into-the-drive-folder"/>
+    <w:p>
+      <w:pPr>
+        <w:pStyle w:val="Heading2"/>
+      </w:pPr>
+      <w:r>
+        <w:t xml:space="preserve">What goes into the Drive folder?</w:t>
       </w:r>
     </w:p>
     <w:p>
@@ -1380,25 +1479,17 @@
         <w:pStyle w:val="FirstParagraph"/>
       </w:pPr>
       <w:r>
-        <w:t xml:space="preserve">Yes. Three different options depending on what you need:</w:t>
-      </w:r>
-    </w:p>
-    <w:p>
-      <w:pPr>
-        <w:pStyle w:val="BodyText"/>
-      </w:pPr>
-      <w:r>
-        <w:rPr>
-          <w:b/>
-          <w:bCs/>
-        </w:rPr>
-        <w:t xml:space="preserve">1. Editable Word templates (DOCX) — recommended.</w:t>
-      </w:r>
-      <w:r>
-        <w:t xml:space="preserve"> </w:t>
-      </w:r>
-      <w:r>
-        <w:t xml:space="preserve">Download, open in Microsoft Word or Google Docs (File → Open → upload .docx), fill in the placeholders, save as PDF or DOCX, drop into your Drive folder.</w:t>
+        <w:rPr>
+          <w:b/>
+          <w:bCs/>
+        </w:rPr>
+        <w:t xml:space="preserve">Four documents.</w:t>
+      </w:r>
+      <w:r>
+        <w:t xml:space="preserve"> </w:t>
+      </w:r>
+      <w:r>
+        <w:t xml:space="preserve">That’s it.</w:t>
       </w:r>
     </w:p>
     <w:p>
@@ -1410,16 +1501,7 @@
         </w:numPr>
       </w:pPr>
       <w:r>
-        <w:t xml:space="preserve">D1 — Suspicious-login evidence table:</w:t>
-      </w:r>
-      <w:r>
-        <w:t xml:space="preserve"> </w:t>
-      </w:r>
-      <w:r>
-        <w:rPr>
-          <w:rStyle w:val="VerbatimChar"/>
-        </w:rPr>
-        <w:t xml:space="preserve">https://ubuntubridgeinitiatives.org/help/templates/stage-0-d1-template.docx</w:t>
+        <w:t xml:space="preserve">D1 — Suspicious-login evidence table (3–5 pages)</w:t>
       </w:r>
     </w:p>
     <w:p>
@@ -1431,16 +1513,7 @@
         </w:numPr>
       </w:pPr>
       <w:r>
-        <w:t xml:space="preserve">D2 — Tier-1 dismissal pattern:</w:t>
-      </w:r>
-      <w:r>
-        <w:t xml:space="preserve"> </w:t>
-      </w:r>
-      <w:r>
-        <w:rPr>
-          <w:rStyle w:val="VerbatimChar"/>
-        </w:rPr>
-        <w:t xml:space="preserve">https://ubuntubridgeinitiatives.org/help/templates/stage-0-d2-template.docx</w:t>
+        <w:t xml:space="preserve">D2 — Tier-1 dismissal pattern analysis (3–5 pages)</w:t>
       </w:r>
     </w:p>
     <w:p>
@@ -1452,16 +1525,7 @@
         </w:numPr>
       </w:pPr>
       <w:r>
-        <w:t xml:space="preserve">D3 — Business impact + next steps:</w:t>
-      </w:r>
-      <w:r>
-        <w:t xml:space="preserve"> </w:t>
-      </w:r>
-      <w:r>
-        <w:rPr>
-          <w:rStyle w:val="VerbatimChar"/>
-        </w:rPr>
-        <w:t xml:space="preserve">https://ubuntubridgeinitiatives.org/help/templates/stage-0-d3-template.docx</w:t>
+        <w:t xml:space="preserve">D3 — Business impact and next steps (3–5 pages)</w:t>
       </w:r>
     </w:p>
     <w:p>
@@ -1473,37 +1537,7 @@
         </w:numPr>
       </w:pPr>
       <w:r>
-        <w:t xml:space="preserve">D4 — Judgment essay:</w:t>
-      </w:r>
-      <w:r>
-        <w:t xml:space="preserve"> </w:t>
-      </w:r>
-      <w:r>
-        <w:rPr>
-          <w:rStyle w:val="VerbatimChar"/>
-        </w:rPr>
-        <w:t xml:space="preserve">https://ubuntubridgeinitiatives.org/help/templates/stage-0-d4-template.docx</w:t>
-      </w:r>
-    </w:p>
-    <w:p>
-      <w:pPr>
-        <w:pStyle w:val="Compact"/>
-        <w:numPr>
-          <w:ilvl w:val="0"/>
-          <w:numId w:val="1005"/>
-        </w:numPr>
-      </w:pPr>
-      <w:r>
-        <w:t xml:space="preserve">All four in one file:</w:t>
-      </w:r>
-      <w:r>
-        <w:t xml:space="preserve"> </w:t>
-      </w:r>
-      <w:r>
-        <w:rPr>
-          <w:rStyle w:val="VerbatimChar"/>
-        </w:rPr>
-        <w:t xml:space="preserve">https://ubuntubridgeinitiatives.org/help/templates/stage-0-templates.docx</w:t>
+        <w:t xml:space="preserve">D4 — Judgment essay, ethics + scenario (exactly 2 pages)</w:t>
       </w:r>
     </w:p>
     <w:p>
@@ -1511,6 +1545,180 @@
         <w:pStyle w:val="FirstParagraph"/>
       </w:pPr>
       <w:r>
+        <w:t xml:space="preserve">Total intern-written work is 11–17 pages.</w:t>
+      </w:r>
+    </w:p>
+    <w:bookmarkEnd w:id="31"/>
+    <w:bookmarkStart w:id="32" w:name="what-about-the-75-word-executive-summary"/>
+    <w:p>
+      <w:pPr>
+        <w:pStyle w:val="Heading2"/>
+      </w:pPr>
+      <w:r>
+        <w:t xml:space="preserve">What about the 75-word executive summary?</w:t>
+      </w:r>
+    </w:p>
+    <w:p>
+      <w:pPr>
+        <w:pStyle w:val="FirstParagraph"/>
+      </w:pPr>
+      <w:r>
+        <w:t xml:space="preserve">That goes</w:t>
+      </w:r>
+      <w:r>
+        <w:t xml:space="preserve"> </w:t>
+      </w:r>
+      <w:r>
+        <w:rPr>
+          <w:b/>
+          <w:bCs/>
+        </w:rPr>
+        <w:t xml:space="preserve">on the platform</w:t>
+      </w:r>
+      <w:r>
+        <w:t xml:space="preserve">, not in the Drive folder. There’s a field on the submission page where you type it directly. Don’t put it in a separate Doc.</w:t>
+      </w:r>
+    </w:p>
+    <w:bookmarkEnd w:id="32"/>
+    <w:bookmarkStart w:id="33" w:name="can-i-submit-my-capstone-more-than-once"/>
+    <w:p>
+      <w:pPr>
+        <w:pStyle w:val="Heading2"/>
+      </w:pPr>
+      <w:r>
+        <w:t xml:space="preserve">Can I submit my capstone more than once?</w:t>
+      </w:r>
+    </w:p>
+    <w:p>
+      <w:pPr>
+        <w:pStyle w:val="FirstParagraph"/>
+      </w:pPr>
+      <w:r>
+        <w:rPr>
+          <w:b/>
+          <w:bCs/>
+        </w:rPr>
+        <w:t xml:space="preserve">Yes — as many times as you want until Stage 0 closes</w:t>
+      </w:r>
+      <w:r>
+        <w:t xml:space="preserve"> </w:t>
+      </w:r>
+      <w:r>
+        <w:t xml:space="preserve">OR until a grader marks your report as PASSED or FAILED. Each time you click Submit, your previous submission is replaced. Drafts auto-save every 30 seconds while you’re editing.</w:t>
+      </w:r>
+    </w:p>
+    <w:bookmarkEnd w:id="33"/>
+    <w:bookmarkStart w:id="34" w:name="where-does-the-capstone-work-happen"/>
+    <w:p>
+      <w:pPr>
+        <w:pStyle w:val="Heading2"/>
+      </w:pPr>
+      <w:r>
+        <w:t xml:space="preserve">Where does the capstone work happen?</w:t>
+      </w:r>
+    </w:p>
+    <w:p>
+      <w:pPr>
+        <w:pStyle w:val="FirstParagraph"/>
+      </w:pPr>
+      <w:r>
+        <w:t xml:space="preserve">Off-platform, in Google Docs or Microsoft Word. The platform does not have a writing editor for the capstone. You write in Docs/Word, put each of the four documents in one shared Drive folder, set sharing to</w:t>
+      </w:r>
+      <w:r>
+        <w:t xml:space="preserve"> </w:t>
+      </w:r>
+      <w:r>
+        <w:t xml:space="preserve">“Anyone with the link → Viewer”</w:t>
+      </w:r>
+      <w:r>
+        <w:t xml:space="preserve">, and paste the folder URL into the submission box.</w:t>
+      </w:r>
+    </w:p>
+    <w:bookmarkEnd w:id="34"/>
+    <w:bookmarkStart w:id="35" w:name="is-there-a-template-i-can-follow"/>
+    <w:p>
+      <w:pPr>
+        <w:pStyle w:val="Heading2"/>
+      </w:pPr>
+      <w:r>
+        <w:t xml:space="preserve">Is there a template I can follow?</w:t>
+      </w:r>
+    </w:p>
+    <w:p>
+      <w:pPr>
+        <w:pStyle w:val="FirstParagraph"/>
+      </w:pPr>
+      <w:r>
+        <w:t xml:space="preserve">Yes — three options.</w:t>
+      </w:r>
+      <w:r>
+        <w:t xml:space="preserve"> </w:t>
+      </w:r>
+      <w:r>
+        <w:rPr>
+          <w:b/>
+          <w:bCs/>
+        </w:rPr>
+        <w:t xml:space="preserve">All the download links are in the</w:t>
+      </w:r>
+      <w:r>
+        <w:rPr>
+          <w:b/>
+          <w:bCs/>
+        </w:rPr>
+        <w:t xml:space="preserve"> </w:t>
+      </w:r>
+      <w:r>
+        <w:rPr>
+          <w:b/>
+          <w:bCs/>
+        </w:rPr>
+        <w:t xml:space="preserve">“Downloads — quick links”</w:t>
+      </w:r>
+      <w:r>
+        <w:rPr>
+          <w:b/>
+          <w:bCs/>
+        </w:rPr>
+        <w:t xml:space="preserve"> </w:t>
+      </w:r>
+      <w:r>
+        <w:rPr>
+          <w:b/>
+          <w:bCs/>
+        </w:rPr>
+        <w:t xml:space="preserve">section at the very top of this FAQ.</w:t>
+      </w:r>
+      <w:r>
+        <w:t xml:space="preserve"> </w:t>
+      </w:r>
+      <w:r>
+        <w:t xml:space="preserve">The three options:</w:t>
+      </w:r>
+    </w:p>
+    <w:p>
+      <w:pPr>
+        <w:pStyle w:val="BodyText"/>
+      </w:pPr>
+      <w:r>
+        <w:rPr>
+          <w:b/>
+          <w:bCs/>
+        </w:rPr>
+        <w:t xml:space="preserve">1. Editable Word templates (DOCX).</w:t>
+      </w:r>
+      <w:r>
+        <w:t xml:space="preserve"> </w:t>
+      </w:r>
+      <w:r>
+        <w:t xml:space="preserve">One per deliverable, plus a combined file. Recommended starting point.</w:t>
+      </w:r>
+    </w:p>
+    <w:p>
+      <w:pPr>
+        <w:pStyle w:val="BodyText"/>
+      </w:pPr>
+      <w:r>
         <w:rPr>
           <w:b/>
           <w:bCs/>
@@ -1521,7 +1729,7 @@
         <w:t xml:space="preserve"> </w:t>
       </w:r>
       <w:r>
-        <w:t xml:space="preserve">Same content as the templates above, in one PDF you can read on any device without downloading Word.</w:t>
+        <w:t xml:space="preserve">Same content as the templates, in one PDF you can read on any device without Word.</w:t>
       </w:r>
     </w:p>
     <w:p>
@@ -1529,50 +1737,45 @@
         <w:pStyle w:val="BodyText"/>
       </w:pPr>
       <w:r>
-        <w:t xml:space="preserve">→</w:t>
-      </w:r>
-      <w:r>
-        <w:t xml:space="preserve"> </w:t>
-      </w:r>
-      <w:r>
-        <w:rPr>
-          <w:rStyle w:val="VerbatimChar"/>
-        </w:rPr>
-        <w:t xml:space="preserve">https://ubuntubridgeinitiatives.org/help/stage-0-templates.pdf</w:t>
-      </w:r>
-    </w:p>
-    <w:p>
-      <w:pPr>
-        <w:pStyle w:val="BodyText"/>
-      </w:pPr>
-      <w:r>
-        <w:rPr>
-          <w:b/>
-          <w:bCs/>
-        </w:rPr>
-        <w:t xml:space="preserve">3. Full sample reports — one PDF per deliverable, beginning to end.</w:t>
-      </w:r>
-      <w:r>
-        <w:t xml:space="preserve"> </w:t>
-      </w:r>
-      <w:r>
-        <w:t xml:space="preserve">These read like a real intern’s finished submission, complete with a title block, author, date, intern code, and all the actual analysis content. They are written for a</w:t>
-      </w:r>
-      <w:r>
-        <w:t xml:space="preserve"> </w:t>
-      </w:r>
-      <w:r>
-        <w:rPr>
-          <w:b/>
-          <w:bCs/>
-        </w:rPr>
-        <w:t xml:space="preserve">different fictional company</w:t>
-      </w:r>
-      <w:r>
-        <w:t xml:space="preserve"> </w:t>
-      </w:r>
-      <w:r>
-        <w:t xml:space="preserve">(BlueWave Telecom, Q4 2023 — not Sankofa) so you can study the form, length, and writing style of a full-marks deliverable without seeing any Sankofa answers.</w:t>
+        <w:rPr>
+          <w:b/>
+          <w:bCs/>
+        </w:rPr>
+        <w:t xml:space="preserve">3. Full sample reports — beginning to end.</w:t>
+      </w:r>
+      <w:r>
+        <w:t xml:space="preserve"> </w:t>
+      </w:r>
+      <w:r>
+        <w:t xml:space="preserve">One PDF per deliverable. Each reads like a real intern’s finished submission for a different fictional scenario. Use them to study the form. Do not copy the content.</w:t>
+      </w:r>
+    </w:p>
+    <w:bookmarkEnd w:id="35"/>
+    <w:bookmarkStart w:id="36" w:name="Xf54a82a087a14a95151e434676e3c6f5d4fd7c2"/>
+    <w:p>
+      <w:pPr>
+        <w:pStyle w:val="Heading2"/>
+      </w:pPr>
+      <w:r>
+        <w:t xml:space="preserve">Can I show my capstone on LinkedIn or GitHub?</w:t>
+      </w:r>
+    </w:p>
+    <w:p>
+      <w:pPr>
+        <w:pStyle w:val="FirstParagraph"/>
+      </w:pPr>
+      <w:r>
+        <w:rPr>
+          <w:b/>
+          <w:bCs/>
+        </w:rPr>
+        <w:t xml:space="preserve">Yes — with PII scrubbed first.</w:t>
+      </w:r>
+      <w:r>
+        <w:t xml:space="preserve"> </w:t>
+      </w:r>
+      <w:r>
+        <w:t xml:space="preserve">Sharing parts of your D1–D4 for portfolio purposes is encouraged. Before you post, replace every piece of personally identifiable information with a generic label:</w:t>
       </w:r>
     </w:p>
     <w:p>
@@ -1584,7 +1787,7 @@
         </w:numPr>
       </w:pPr>
       <w:r>
-        <w:t xml:space="preserve">D1 sample (4 pages):</w:t>
+        <w:t xml:space="preserve">Replace employee names (Amaka Eze, Tunde Afolabi,</w:t>
       </w:r>
       <w:r>
         <w:t xml:space="preserve"> </w:t>
@@ -1593,7 +1796,58 @@
         <w:rPr>
           <w:rStyle w:val="VerbatimChar"/>
         </w:rPr>
-        <w:t xml:space="preserve">https://ubuntubridgeinitiatives.org/help/samples/stage-0-d1-sample-report.pdf</w:t>
+        <w:t xml:space="preserve">o.adegoke</w:t>
+      </w:r>
+      <w:r>
+        <w:t xml:space="preserve">,</w:t>
+      </w:r>
+      <w:r>
+        <w:t xml:space="preserve"> </w:t>
+      </w:r>
+      <w:r>
+        <w:rPr>
+          <w:rStyle w:val="VerbatimChar"/>
+        </w:rPr>
+        <w:t xml:space="preserve">a.eze</w:t>
+      </w:r>
+      <w:r>
+        <w:t xml:space="preserve">, etc.) with role labels:</w:t>
+      </w:r>
+      <w:r>
+        <w:t xml:space="preserve"> </w:t>
+      </w:r>
+      <w:r>
+        <w:t xml:space="preserve">“Head of Security”</w:t>
+      </w:r>
+      <w:r>
+        <w:t xml:space="preserve">,</w:t>
+      </w:r>
+      <w:r>
+        <w:t xml:space="preserve"> </w:t>
+      </w:r>
+      <w:r>
+        <w:t xml:space="preserve">“Threat Intel Lead”</w:t>
+      </w:r>
+      <w:r>
+        <w:t xml:space="preserve">,</w:t>
+      </w:r>
+      <w:r>
+        <w:t xml:space="preserve"> </w:t>
+      </w:r>
+      <w:r>
+        <w:t xml:space="preserve">“Operations Manager”</w:t>
+      </w:r>
+      <w:r>
+        <w:t xml:space="preserve">,</w:t>
+      </w:r>
+      <w:r>
+        <w:t xml:space="preserve"> </w:t>
+      </w:r>
+      <w:r>
+        <w:t xml:space="preserve">“former employee account”</w:t>
+      </w:r>
+      <w:r>
+        <w:t xml:space="preserve">.</w:t>
       </w:r>
     </w:p>
     <w:p>
@@ -1605,7 +1859,7 @@
         </w:numPr>
       </w:pPr>
       <w:r>
-        <w:t xml:space="preserve">D2 sample:</w:t>
+        <w:t xml:space="preserve">Replace ticket IDs (SD-40812, SD-40835, SD-40866, SD-40901) with generic placeholders:</w:t>
       </w:r>
       <w:r>
         <w:t xml:space="preserve"> </w:t>
@@ -1614,7 +1868,22 @@
         <w:rPr>
           <w:rStyle w:val="VerbatimChar"/>
         </w:rPr>
-        <w:t xml:space="preserve">https://ubuntubridgeinitiatives.org/help/samples/stage-0-d2-sample-report.pdf</w:t>
+        <w:t xml:space="preserve">[TICKET-A]</w:t>
+      </w:r>
+      <w:r>
+        <w:t xml:space="preserve">,</w:t>
+      </w:r>
+      <w:r>
+        <w:t xml:space="preserve"> </w:t>
+      </w:r>
+      <w:r>
+        <w:rPr>
+          <w:rStyle w:val="VerbatimChar"/>
+        </w:rPr>
+        <w:t xml:space="preserve">[TICKET-B]</w:t>
+      </w:r>
+      <w:r>
+        <w:t xml:space="preserve">, etc.</w:t>
       </w:r>
     </w:p>
     <w:p>
@@ -1626,7 +1895,23 @@
         </w:numPr>
       </w:pPr>
       <w:r>
-        <w:t xml:space="preserve">D3 sample:</w:t>
+        <w:t xml:space="preserve">Replace the company name</w:t>
+      </w:r>
+      <w:r>
+        <w:t xml:space="preserve"> </w:t>
+      </w:r>
+      <w:r>
+        <w:rPr>
+          <w:b/>
+          <w:bCs/>
+        </w:rPr>
+        <w:t xml:space="preserve">Sankofa Digital</w:t>
+      </w:r>
+      <w:r>
+        <w:t xml:space="preserve"> </w:t>
+      </w:r>
+      <w:r>
+        <w:t xml:space="preserve">with something like</w:t>
       </w:r>
       <w:r>
         <w:t xml:space="preserve"> </w:t>
@@ -1635,7 +1920,22 @@
         <w:rPr>
           <w:rStyle w:val="VerbatimChar"/>
         </w:rPr>
-        <w:t xml:space="preserve">https://ubuntubridgeinitiatives.org/help/samples/stage-0-d3-sample-report.pdf</w:t>
+        <w:t xml:space="preserve">[FINTECH-CLIENT]</w:t>
+      </w:r>
+      <w:r>
+        <w:t xml:space="preserve"> </w:t>
+      </w:r>
+      <w:r>
+        <w:t xml:space="preserve">or</w:t>
+      </w:r>
+      <w:r>
+        <w:t xml:space="preserve"> </w:t>
+      </w:r>
+      <w:r>
+        <w:t xml:space="preserve">“a Nigerian fintech client”</w:t>
+      </w:r>
+      <w:r>
+        <w:t xml:space="preserve">.</w:t>
       </w:r>
     </w:p>
     <w:p>
@@ -1647,7 +1947,7 @@
         </w:numPr>
       </w:pPr>
       <w:r>
-        <w:t xml:space="preserve">D4 sample (2 pages):</w:t>
+        <w:t xml:space="preserve">Keep technical content — the IP</w:t>
       </w:r>
       <w:r>
         <w:t xml:space="preserve"> </w:t>
@@ -1656,7 +1956,13 @@
         <w:rPr>
           <w:rStyle w:val="VerbatimChar"/>
         </w:rPr>
-        <w:t xml:space="preserve">https://ubuntubridgeinitiatives.org/help/samples/stage-0-d4-sample-report.pdf</w:t>
+        <w:t xml:space="preserve">185.220.101.9</w:t>
+      </w:r>
+      <w:r>
+        <w:t xml:space="preserve"> </w:t>
+      </w:r>
+      <w:r>
+        <w:t xml:space="preserve">is a public TOR exit node, that’s fine. NIST / MITRE / ISO references are fine.</w:t>
       </w:r>
     </w:p>
     <w:p>
@@ -1664,7 +1970,7 @@
         <w:pStyle w:val="FirstParagraph"/>
       </w:pPr>
       <w:r>
-        <w:t xml:space="preserve">Or all four combined into one document if you prefer reading them together:</w:t>
+        <w:t xml:space="preserve">What you may NOT share publicly even with scrubbing:</w:t>
       </w:r>
     </w:p>
     <w:p>
@@ -1676,16 +1982,52 @@
         </w:numPr>
       </w:pPr>
       <w:r>
-        <w:t xml:space="preserve">Combined PDF:</w:t>
-      </w:r>
-      <w:r>
-        <w:t xml:space="preserve"> </w:t>
+        <w:t xml:space="preserve">The raw evidence pack files themselves (</w:t>
       </w:r>
       <w:r>
         <w:rPr>
           <w:rStyle w:val="VerbatimChar"/>
         </w:rPr>
-        <w:t xml:space="preserve">https://ubuntubridgeinitiatives.org/help/stage-0-samples.pdf</w:t>
+        <w:t xml:space="preserve">auth-log-q2.txt</w:t>
+      </w:r>
+      <w:r>
+        <w:t xml:space="preserve">,</w:t>
+      </w:r>
+      <w:r>
+        <w:t xml:space="preserve"> </w:t>
+      </w:r>
+      <w:r>
+        <w:rPr>
+          <w:rStyle w:val="VerbatimChar"/>
+        </w:rPr>
+        <w:t xml:space="preserve">encoded-strings.txt</w:t>
+      </w:r>
+      <w:r>
+        <w:t xml:space="preserve">,</w:t>
+      </w:r>
+      <w:r>
+        <w:t xml:space="preserve"> </w:t>
+      </w:r>
+      <w:r>
+        <w:rPr>
+          <w:rStyle w:val="VerbatimChar"/>
+        </w:rPr>
+        <w:t xml:space="preserve">tier-1-ticket-history.csv</w:t>
+      </w:r>
+      <w:r>
+        <w:t xml:space="preserve">,</w:t>
+      </w:r>
+      <w:r>
+        <w:t xml:space="preserve"> </w:t>
+      </w:r>
+      <w:r>
+        <w:rPr>
+          <w:rStyle w:val="VerbatimChar"/>
+        </w:rPr>
+        <w:t xml:space="preserve">sankofa-roster.csv</w:t>
+      </w:r>
+      <w:r>
+        <w:t xml:space="preserve">).</w:t>
       </w:r>
     </w:p>
     <w:p>
@@ -1697,16 +2039,31 @@
         </w:numPr>
       </w:pPr>
       <w:r>
-        <w:t xml:space="preserve">Combined DOCX (to dissect in Word):</w:t>
-      </w:r>
-      <w:r>
-        <w:t xml:space="preserve"> </w:t>
-      </w:r>
-      <w:r>
-        <w:rPr>
-          <w:rStyle w:val="VerbatimChar"/>
-        </w:rPr>
-        <w:t xml:space="preserve">https://ubuntubridgeinitiatives.org/help/stage-0-samples.docx</w:t>
+        <w:t xml:space="preserve">Screenshots of the platform UI (terminal, dashboard, task pages).</w:t>
+      </w:r>
+    </w:p>
+    <w:p>
+      <w:pPr>
+        <w:pStyle w:val="Compact"/>
+        <w:numPr>
+          <w:ilvl w:val="0"/>
+          <w:numId w:val="1007"/>
+        </w:numPr>
+      </w:pPr>
+      <w:r>
+        <w:t xml:space="preserve">Other interns’ work.</w:t>
+      </w:r>
+    </w:p>
+    <w:p>
+      <w:pPr>
+        <w:pStyle w:val="Compact"/>
+        <w:numPr>
+          <w:ilvl w:val="0"/>
+          <w:numId w:val="1007"/>
+        </w:numPr>
+      </w:pPr>
+      <w:r>
+        <w:t xml:space="preserve">Your flag values or anything that would help a peer copy your answer.</w:t>
       </w:r>
     </w:p>
     <w:p>
@@ -1714,60 +2071,7 @@
         <w:pStyle w:val="FirstParagraph"/>
       </w:pPr>
       <w:r>
-        <w:rPr>
-          <w:b/>
-          <w:bCs/>
-        </w:rPr>
-        <w:t xml:space="preserve">Copy the form, not the content.</w:t>
-      </w:r>
-      <w:r>
-        <w:t xml:space="preserve"> </w:t>
-      </w:r>
-      <w:r>
-        <w:t xml:space="preserve">A row about</w:t>
-      </w:r>
-      <w:r>
-        <w:t xml:space="preserve"> </w:t>
-      </w:r>
-      <w:r>
-        <w:rPr>
-          <w:rStyle w:val="VerbatimChar"/>
-        </w:rPr>
-        <w:t xml:space="preserve">102.215.13.4</w:t>
-      </w:r>
-      <w:r>
-        <w:t xml:space="preserve"> </w:t>
-      </w:r>
-      <w:r>
-        <w:t xml:space="preserve">(BlueWave’s threat-actor IP) appearing in a Sankofa submission will be flagged for AI/collusion review and that section will earn zero. The samples are for studying structure only.</w:t>
-      </w:r>
-    </w:p>
-    <w:bookmarkEnd w:id="30"/>
-    <w:bookmarkStart w:id="31" w:name="Xf54a82a087a14a95151e434676e3c6f5d4fd7c2"/>
-    <w:p>
-      <w:pPr>
-        <w:pStyle w:val="Heading3"/>
-      </w:pPr>
-      <w:r>
-        <w:t xml:space="preserve">Can I show my capstone on LinkedIn or GitHub?</w:t>
-      </w:r>
-    </w:p>
-    <w:p>
-      <w:pPr>
-        <w:pStyle w:val="FirstParagraph"/>
-      </w:pPr>
-      <w:r>
-        <w:rPr>
-          <w:b/>
-          <w:bCs/>
-        </w:rPr>
-        <w:t xml:space="preserve">Yes — with PII scrubbed first.</w:t>
-      </w:r>
-      <w:r>
-        <w:t xml:space="preserve"> </w:t>
-      </w:r>
-      <w:r>
-        <w:t xml:space="preserve">Sharing parts of your D1–D4 for portfolio purposes is encouraged. Before you post, replace every piece of personally identifiable information with a generic label:</w:t>
+        <w:t xml:space="preserve">What you may share as-is:</w:t>
       </w:r>
     </w:p>
     <w:p>
@@ -1779,67 +2083,7 @@
         </w:numPr>
       </w:pPr>
       <w:r>
-        <w:t xml:space="preserve">Replace employee names (Amaka Eze, Tunde Afolabi,</w:t>
-      </w:r>
-      <w:r>
-        <w:t xml:space="preserve"> </w:t>
-      </w:r>
-      <w:r>
-        <w:rPr>
-          <w:rStyle w:val="VerbatimChar"/>
-        </w:rPr>
-        <w:t xml:space="preserve">o.adegoke</w:t>
-      </w:r>
-      <w:r>
-        <w:t xml:space="preserve">,</w:t>
-      </w:r>
-      <w:r>
-        <w:t xml:space="preserve"> </w:t>
-      </w:r>
-      <w:r>
-        <w:rPr>
-          <w:rStyle w:val="VerbatimChar"/>
-        </w:rPr>
-        <w:t xml:space="preserve">a.eze</w:t>
-      </w:r>
-      <w:r>
-        <w:t xml:space="preserve">, etc.) with role labels:</w:t>
-      </w:r>
-      <w:r>
-        <w:t xml:space="preserve"> </w:t>
-      </w:r>
-      <w:r>
-        <w:t xml:space="preserve">“Head of Security”</w:t>
-      </w:r>
-      <w:r>
-        <w:t xml:space="preserve">,</w:t>
-      </w:r>
-      <w:r>
-        <w:t xml:space="preserve"> </w:t>
-      </w:r>
-      <w:r>
-        <w:t xml:space="preserve">“Threat Intel Lead”</w:t>
-      </w:r>
-      <w:r>
-        <w:t xml:space="preserve">,</w:t>
-      </w:r>
-      <w:r>
-        <w:t xml:space="preserve"> </w:t>
-      </w:r>
-      <w:r>
-        <w:t xml:space="preserve">“Operations Manager”</w:t>
-      </w:r>
-      <w:r>
-        <w:t xml:space="preserve">,</w:t>
-      </w:r>
-      <w:r>
-        <w:t xml:space="preserve"> </w:t>
-      </w:r>
-      <w:r>
-        <w:t xml:space="preserve">“former employee account”</w:t>
-      </w:r>
-      <w:r>
-        <w:t xml:space="preserve">.</w:t>
+        <w:t xml:space="preserve">The mission brief PDF (it’s already public).</w:t>
       </w:r>
     </w:p>
     <w:p>
@@ -1851,31 +2095,7 @@
         </w:numPr>
       </w:pPr>
       <w:r>
-        <w:t xml:space="preserve">Replace ticket IDs (SD-40812, SD-40835, SD-40866, SD-40901) with generic placeholders:</w:t>
-      </w:r>
-      <w:r>
-        <w:t xml:space="preserve"> </w:t>
-      </w:r>
-      <w:r>
-        <w:rPr>
-          <w:rStyle w:val="VerbatimChar"/>
-        </w:rPr>
-        <w:t xml:space="preserve">[TICKET-A]</w:t>
-      </w:r>
-      <w:r>
-        <w:t xml:space="preserve">,</w:t>
-      </w:r>
-      <w:r>
-        <w:t xml:space="preserve"> </w:t>
-      </w:r>
-      <w:r>
-        <w:rPr>
-          <w:rStyle w:val="VerbatimChar"/>
-        </w:rPr>
-        <w:t xml:space="preserve">[TICKET-B]</w:t>
-      </w:r>
-      <w:r>
-        <w:t xml:space="preserve">, etc.</w:t>
+        <w:t xml:space="preserve">Your own scrubbed D1–D4 excerpts.</w:t>
       </w:r>
     </w:p>
     <w:p>
@@ -1887,74 +2107,7 @@
         </w:numPr>
       </w:pPr>
       <w:r>
-        <w:t xml:space="preserve">Replace the company name</w:t>
-      </w:r>
-      <w:r>
-        <w:t xml:space="preserve"> </w:t>
-      </w:r>
-      <w:r>
-        <w:rPr>
-          <w:b/>
-          <w:bCs/>
-        </w:rPr>
-        <w:t xml:space="preserve">Sankofa Digital</w:t>
-      </w:r>
-      <w:r>
-        <w:t xml:space="preserve"> </w:t>
-      </w:r>
-      <w:r>
-        <w:t xml:space="preserve">with something like</w:t>
-      </w:r>
-      <w:r>
-        <w:t xml:space="preserve"> </w:t>
-      </w:r>
-      <w:r>
-        <w:rPr>
-          <w:rStyle w:val="VerbatimChar"/>
-        </w:rPr>
-        <w:t xml:space="preserve">[FINTECH-CLIENT]</w:t>
-      </w:r>
-      <w:r>
-        <w:t xml:space="preserve"> </w:t>
-      </w:r>
-      <w:r>
-        <w:t xml:space="preserve">or</w:t>
-      </w:r>
-      <w:r>
-        <w:t xml:space="preserve"> </w:t>
-      </w:r>
-      <w:r>
-        <w:t xml:space="preserve">“a Nigerian fintech client”</w:t>
-      </w:r>
-      <w:r>
-        <w:t xml:space="preserve">.</w:t>
-      </w:r>
-    </w:p>
-    <w:p>
-      <w:pPr>
-        <w:pStyle w:val="Compact"/>
-        <w:numPr>
-          <w:ilvl w:val="0"/>
-          <w:numId w:val="1008"/>
-        </w:numPr>
-      </w:pPr>
-      <w:r>
-        <w:t xml:space="preserve">Keep technical content — the IP</w:t>
-      </w:r>
-      <w:r>
-        <w:t xml:space="preserve"> </w:t>
-      </w:r>
-      <w:r>
-        <w:rPr>
-          <w:rStyle w:val="VerbatimChar"/>
-        </w:rPr>
-        <w:t xml:space="preserve">185.220.101.9</w:t>
-      </w:r>
-      <w:r>
-        <w:t xml:space="preserve"> </w:t>
-      </w:r>
-      <w:r>
-        <w:t xml:space="preserve">is a public TOR exit node, that’s fine. NIST / MITRE / ISO references are fine.</w:t>
+        <w:t xml:space="preserve">The high-level methodology and what you learned.</w:t>
       </w:r>
     </w:p>
     <w:p>
@@ -1962,7 +2115,148 @@
         <w:pStyle w:val="FirstParagraph"/>
       </w:pPr>
       <w:r>
-        <w:t xml:space="preserve">What you may NOT share publicly even with scrubbing:</w:t>
+        <w:t xml:space="preserve">Why scrub? The scenario uses fictional Nigerian names that could be mistaken for real people. Scrubbing protects against accidental defamation and keeps cohort-specific findings private until programme results publish.</w:t>
+      </w:r>
+    </w:p>
+    <w:p>
+      <w:r>
+        <w:pict>
+          <v:rect style="width:0;height:1.5pt" o:hralign="center" o:hrstd="t" o:hr="t"/>
+        </w:pict>
+      </w:r>
+    </w:p>
+    <w:bookmarkEnd w:id="36"/>
+    <w:bookmarkEnd w:id="37"/>
+    <w:bookmarkStart w:id="43" w:name="submission-and-grading"/>
+    <w:p>
+      <w:pPr>
+        <w:pStyle w:val="Heading1"/>
+      </w:pPr>
+      <w:r>
+        <w:t xml:space="preserve">Submission and grading</w:t>
+      </w:r>
+    </w:p>
+    <w:bookmarkStart w:id="38" w:name="X871c9a0f9cfb0a678f771e14985c69b9ae0503c"/>
+    <w:p>
+      <w:pPr>
+        <w:pStyle w:val="Heading2"/>
+      </w:pPr>
+      <w:r>
+        <w:t xml:space="preserve">Do I submit daily or all together at the end?</w:t>
+      </w:r>
+    </w:p>
+    <w:p>
+      <w:pPr>
+        <w:pStyle w:val="FirstParagraph"/>
+      </w:pPr>
+      <w:r>
+        <w:t xml:space="preserve">All together. Drafts auto-save. There is no daily submission requirement.</w:t>
+      </w:r>
+    </w:p>
+    <w:bookmarkEnd w:id="38"/>
+    <w:bookmarkStart w:id="39" w:name="how-is-the-capstone-graded"/>
+    <w:p>
+      <w:pPr>
+        <w:pStyle w:val="Heading2"/>
+      </w:pPr>
+      <w:r>
+        <w:t xml:space="preserve">How is the capstone graded?</w:t>
+      </w:r>
+    </w:p>
+    <w:p>
+      <w:pPr>
+        <w:pStyle w:val="FirstParagraph"/>
+      </w:pPr>
+      <w:r>
+        <w:t xml:space="preserve">Two graders read your submission independently. Their scores are averaged. If they disagree by more than 12 points, a super-admin tiebreaks. The full rubric (D1 25, D2 20, D3 25, D4 10, writing 10, citation 10 = 100; pass 70) is internal — graders use it, you don’t see it directly.</w:t>
+      </w:r>
+    </w:p>
+    <w:bookmarkEnd w:id="39"/>
+    <w:bookmarkStart w:id="40" w:name="what-is-no-session-error"/>
+    <w:p>
+      <w:pPr>
+        <w:pStyle w:val="Heading2"/>
+      </w:pPr>
+      <w:r>
+        <w:t xml:space="preserve">What is</w:t>
+      </w:r>
+      <w:r>
+        <w:t xml:space="preserve"> </w:t>
+      </w:r>
+      <w:r>
+        <w:t xml:space="preserve">“no session”</w:t>
+      </w:r>
+      <w:r>
+        <w:t xml:space="preserve"> </w:t>
+      </w:r>
+      <w:r>
+        <w:t xml:space="preserve">error?</w:t>
+      </w:r>
+    </w:p>
+    <w:p>
+      <w:pPr>
+        <w:pStyle w:val="FirstParagraph"/>
+      </w:pPr>
+      <w:r>
+        <w:t xml:space="preserve">You got logged out while doing a task. Click</w:t>
+      </w:r>
+      <w:r>
+        <w:t xml:space="preserve"> </w:t>
+      </w:r>
+      <w:r>
+        <w:t xml:space="preserve">“Log in again”</w:t>
+      </w:r>
+      <w:r>
+        <w:t xml:space="preserve"> </w:t>
+      </w:r>
+      <w:r>
+        <w:t xml:space="preserve">on the amber banner — you’ll be sent back to the same page after re-auth. Your typed answer is still in the box.</w:t>
+      </w:r>
+    </w:p>
+    <w:bookmarkEnd w:id="40"/>
+    <w:bookmarkStart w:id="41" w:name="X6ae2984d389f0ca9b5a38afe42c56fceab9b9ec"/>
+    <w:p>
+      <w:pPr>
+        <w:pStyle w:val="Heading2"/>
+      </w:pPr>
+      <w:r>
+        <w:t xml:space="preserve">I got temporarily locked out after too many bad password attempts</w:t>
+      </w:r>
+    </w:p>
+    <w:p>
+      <w:pPr>
+        <w:pStyle w:val="FirstParagraph"/>
+      </w:pPr>
+      <w:r>
+        <w:t xml:space="preserve">The lockout clears automatically after 15 minutes. If you’re sure your password is right and you’re still locked out, message support.</w:t>
+      </w:r>
+    </w:p>
+    <w:bookmarkEnd w:id="41"/>
+    <w:bookmarkStart w:id="42" w:name="can-i-use-ai-to-write-my-capstone"/>
+    <w:p>
+      <w:pPr>
+        <w:pStyle w:val="Heading2"/>
+      </w:pPr>
+      <w:r>
+        <w:t xml:space="preserve">Can I use AI to write my capstone?</w:t>
+      </w:r>
+    </w:p>
+    <w:p>
+      <w:pPr>
+        <w:pStyle w:val="FirstParagraph"/>
+      </w:pPr>
+      <w:r>
+        <w:rPr>
+          <w:b/>
+          <w:bCs/>
+        </w:rPr>
+        <w:t xml:space="preserve">No.</w:t>
+      </w:r>
+      <w:r>
+        <w:t xml:space="preserve"> </w:t>
+      </w:r>
+      <w:r>
+        <w:t xml:space="preserve">This is the policy:</w:t>
       </w:r>
     </w:p>
     <w:p>
@@ -1974,52 +2268,7 @@
         </w:numPr>
       </w:pPr>
       <w:r>
-        <w:t xml:space="preserve">The raw evidence pack files themselves (</w:t>
-      </w:r>
-      <w:r>
-        <w:rPr>
-          <w:rStyle w:val="VerbatimChar"/>
-        </w:rPr>
-        <w:t xml:space="preserve">auth-log-q2.txt</w:t>
-      </w:r>
-      <w:r>
-        <w:t xml:space="preserve">,</w:t>
-      </w:r>
-      <w:r>
-        <w:t xml:space="preserve"> </w:t>
-      </w:r>
-      <w:r>
-        <w:rPr>
-          <w:rStyle w:val="VerbatimChar"/>
-        </w:rPr>
-        <w:t xml:space="preserve">encoded-strings.txt</w:t>
-      </w:r>
-      <w:r>
-        <w:t xml:space="preserve">,</w:t>
-      </w:r>
-      <w:r>
-        <w:t xml:space="preserve"> </w:t>
-      </w:r>
-      <w:r>
-        <w:rPr>
-          <w:rStyle w:val="VerbatimChar"/>
-        </w:rPr>
-        <w:t xml:space="preserve">tier-1-ticket-history.csv</w:t>
-      </w:r>
-      <w:r>
-        <w:t xml:space="preserve">,</w:t>
-      </w:r>
-      <w:r>
-        <w:t xml:space="preserve"> </w:t>
-      </w:r>
-      <w:r>
-        <w:rPr>
-          <w:rStyle w:val="VerbatimChar"/>
-        </w:rPr>
-        <w:t xml:space="preserve">sankofa-roster.csv</w:t>
-      </w:r>
-      <w:r>
-        <w:t xml:space="preserve">).</w:t>
+        <w:t xml:space="preserve">Two interns have already been removed for using Claude/ChatGPT/Gemini directly. There is no second chance and no appeal.</w:t>
       </w:r>
     </w:p>
     <w:p>
@@ -2031,7 +2280,7 @@
         </w:numPr>
       </w:pPr>
       <w:r>
-        <w:t xml:space="preserve">Screenshots of the platform UI (terminal, dashboard, task pages).</w:t>
+        <w:t xml:space="preserve">Graders are trained to detect AI generation: confident prose without citations, fabricated NIST/MITRE references, generic D4 reflections that could apply to any cohort.</w:t>
       </w:r>
     </w:p>
     <w:p>
@@ -2043,19 +2292,7 @@
         </w:numPr>
       </w:pPr>
       <w:r>
-        <w:t xml:space="preserve">Other interns’ work.</w:t>
-      </w:r>
-    </w:p>
-    <w:p>
-      <w:pPr>
-        <w:pStyle w:val="Compact"/>
-        <w:numPr>
-          <w:ilvl w:val="0"/>
-          <w:numId w:val="1009"/>
-        </w:numPr>
-      </w:pPr>
-      <w:r>
-        <w:t xml:space="preserve">Your flag values or anything that would help a peer copy your answer.</w:t>
+        <w:t xml:space="preserve">If detected, the AI-use penalty (-20 marks) applies on top of the failing grade.</w:t>
       </w:r>
     </w:p>
     <w:p>
@@ -2063,7 +2300,7 @@
         <w:pStyle w:val="FirstParagraph"/>
       </w:pPr>
       <w:r>
-        <w:t xml:space="preserve">What you may share as-is:</w:t>
+        <w:t xml:space="preserve">What you CAN do with AI:</w:t>
       </w:r>
     </w:p>
     <w:p>
@@ -2075,7 +2312,7 @@
         </w:numPr>
       </w:pPr>
       <w:r>
-        <w:t xml:space="preserve">The mission brief PDF (it’s already public).</w:t>
+        <w:t xml:space="preserve">Look up what a CVE is.</w:t>
       </w:r>
     </w:p>
     <w:p>
@@ -2087,7 +2324,7 @@
         </w:numPr>
       </w:pPr>
       <w:r>
-        <w:t xml:space="preserve">Your own scrubbed D1–D4 excerpts.</w:t>
+        <w:t xml:space="preserve">Understand what a NIST control means.</w:t>
       </w:r>
     </w:p>
     <w:p>
@@ -2099,7 +2336,7 @@
         </w:numPr>
       </w:pPr>
       <w:r>
-        <w:t xml:space="preserve">The high-level methodology and what you learned.</w:t>
+        <w:t xml:space="preserve">Look up the syntax of a command.</w:t>
       </w:r>
     </w:p>
     <w:p>
@@ -2107,253 +2344,7 @@
         <w:pStyle w:val="FirstParagraph"/>
       </w:pPr>
       <w:r>
-        <w:t xml:space="preserve">Why scrub? The scenario uses fictional Nigerian names that could be mistaken for real people. Scrubbing protects against accidental defamation and keeps cohort-specific findings private until programme results publish.</w:t>
-      </w:r>
-    </w:p>
-    <w:bookmarkEnd w:id="31"/>
-    <w:bookmarkStart w:id="32" w:name="how-is-the-capstone-graded"/>
-    <w:p>
-      <w:pPr>
-        <w:pStyle w:val="Heading3"/>
-      </w:pPr>
-      <w:r>
-        <w:t xml:space="preserve">How is the capstone graded?</w:t>
-      </w:r>
-    </w:p>
-    <w:p>
-      <w:pPr>
-        <w:pStyle w:val="FirstParagraph"/>
-      </w:pPr>
-      <w:r>
-        <w:t xml:space="preserve">Two independent graders read each submission. Each scores 0–100 against the rubric in the marking guide. Their scores are averaged. If they differ by more than 12 points, a super-admin tie-breaks. Results publish Sunday 18:00 WAT.</w:t>
-      </w:r>
-    </w:p>
-    <w:bookmarkEnd w:id="32"/>
-    <w:bookmarkStart w:id="33" w:name="how-long-does-grading-take"/>
-    <w:p>
-      <w:pPr>
-        <w:pStyle w:val="Heading3"/>
-      </w:pPr>
-      <w:r>
-        <w:t xml:space="preserve">How long does grading take?</w:t>
-      </w:r>
-    </w:p>
-    <w:p>
-      <w:pPr>
-        <w:pStyle w:val="FirstParagraph"/>
-      </w:pPr>
-      <w:r>
-        <w:t xml:space="preserve">After Stage 0 closes Friday at 18:00 WAT, two graders need to read your full folder. Results publish Sunday by 18:00 WAT — so roughly 48 hours.</w:t>
-      </w:r>
-    </w:p>
-    <w:bookmarkEnd w:id="33"/>
-    <w:bookmarkEnd w:id="34"/>
-    <w:bookmarkStart w:id="39" w:name="ai-use"/>
-    <w:p>
-      <w:pPr>
-        <w:pStyle w:val="Heading2"/>
-      </w:pPr>
-      <w:r>
-        <w:t xml:space="preserve">AI use</w:t>
-      </w:r>
-    </w:p>
-    <w:bookmarkStart w:id="35" w:name="can-i-use-ai-to-write-my-deliverables"/>
-    <w:p>
-      <w:pPr>
-        <w:pStyle w:val="Heading3"/>
-      </w:pPr>
-      <w:r>
-        <w:t xml:space="preserve">Can I use AI to write my deliverables?</w:t>
-      </w:r>
-    </w:p>
-    <w:p>
-      <w:pPr>
-        <w:pStyle w:val="FirstParagraph"/>
-      </w:pPr>
-      <w:r>
-        <w:rPr>
-          <w:b/>
-          <w:bCs/>
-        </w:rPr>
-        <w:t xml:space="preserve">No.</w:t>
-      </w:r>
-      <w:r>
-        <w:t xml:space="preserve"> </w:t>
-      </w:r>
-      <w:r>
-        <w:t xml:space="preserve">Two participants have already been removed from the programme for using Claude directly on their capstone. There is no second chance and no appeal for AI-generated work.</w:t>
-      </w:r>
-    </w:p>
-    <w:bookmarkEnd w:id="35"/>
-    <w:bookmarkStart w:id="36" w:name="X9629ef590c0ac0e73007958050c27e5aa4fb87f"/>
-    <w:p>
-      <w:pPr>
-        <w:pStyle w:val="Heading3"/>
-      </w:pPr>
-      <w:r>
-        <w:t xml:space="preserve">Can I use AI to help me understand something?</w:t>
-      </w:r>
-    </w:p>
-    <w:p>
-      <w:pPr>
-        <w:pStyle w:val="FirstParagraph"/>
-      </w:pPr>
-      <w:r>
-        <w:t xml:space="preserve">Yes — to research, to look up what a CVE is, to understand a NIST control name. NOT to write your deliverable text. The line is: if you couldn’t have written it yourself given the same evidence, an LLM probably wrote it. Graders are trained to spot the signals.</w:t>
-      </w:r>
-    </w:p>
-    <w:bookmarkEnd w:id="36"/>
-    <w:bookmarkStart w:id="37" w:name="X1ee77bffcb1c5fae6248d8c78b6f8aa644d0685"/>
-    <w:p>
-      <w:pPr>
-        <w:pStyle w:val="Heading3"/>
-      </w:pPr>
-      <w:r>
-        <w:t xml:space="preserve">What if I write a draft myself and then have AI polish the grammar?</w:t>
-      </w:r>
-    </w:p>
-    <w:p>
-      <w:pPr>
-        <w:pStyle w:val="FirstParagraph"/>
-      </w:pPr>
-      <w:r>
-        <w:t xml:space="preserve">Still risky. AI-polished prose has detectable patterns (em-dash density, repeated structures, generic safety language). Trust your own voice. Two graders independently flag suspected AI use; the super-admin reviews.</w:t>
-      </w:r>
-    </w:p>
-    <w:bookmarkEnd w:id="37"/>
-    <w:bookmarkStart w:id="38" w:name="what-about-using-ai-for-the-desk-tasks"/>
-    <w:p>
-      <w:pPr>
-        <w:pStyle w:val="Heading3"/>
-      </w:pPr>
-      <w:r>
-        <w:t xml:space="preserve">What about using AI for the desk tasks?</w:t>
-      </w:r>
-    </w:p>
-    <w:p>
-      <w:pPr>
-        <w:pStyle w:val="FirstParagraph"/>
-      </w:pPr>
-      <w:r>
-        <w:t xml:space="preserve">The 10 desk tasks have specific correct answers that you find in the evidence pack. AI can’t tell you what the correct answer is because the answers are per-intern (derived from your account). Use AI to understand WHAT something is (a hash, an encoding); do not use it to find your specific answer.</w:t>
-      </w:r>
-    </w:p>
-    <w:bookmarkEnd w:id="38"/>
-    <w:bookmarkEnd w:id="39"/>
-    <w:bookmarkStart w:id="45" w:name="submission-and-grading"/>
-    <w:p>
-      <w:pPr>
-        <w:pStyle w:val="Heading2"/>
-      </w:pPr>
-      <w:r>
-        <w:t xml:space="preserve">Submission and grading</w:t>
-      </w:r>
-    </w:p>
-    <w:bookmarkStart w:id="40" w:name="Xc534f114f7f3beea6909d55548b64eba9081d43"/>
-    <w:p>
-      <w:pPr>
-        <w:pStyle w:val="Heading3"/>
-      </w:pPr>
-      <w:r>
-        <w:t xml:space="preserve">Do I submit work daily, or all at once on Friday?</w:t>
-      </w:r>
-    </w:p>
-    <w:p>
-      <w:pPr>
-        <w:pStyle w:val="FirstParagraph"/>
-      </w:pPr>
-      <w:r>
-        <w:t xml:space="preserve">No daily submission requirement. Submit when you’re ready. You can submit the capstone, then re-edit and re-submit, until Friday 18:00 WAT.</w:t>
-      </w:r>
-    </w:p>
-    <w:bookmarkEnd w:id="40"/>
-    <w:bookmarkStart w:id="41" w:name="how-do-i-know-my-desk-task-got-accepted"/>
-    <w:p>
-      <w:pPr>
-        <w:pStyle w:val="Heading3"/>
-      </w:pPr>
-      <w:r>
-        <w:t xml:space="preserve">How do I know my desk task got accepted?</w:t>
-      </w:r>
-    </w:p>
-    <w:p>
-      <w:pPr>
-        <w:pStyle w:val="FirstParagraph"/>
-      </w:pPr>
-      <w:r>
-        <w:t xml:space="preserve">For flag and multiple-choice tasks: instant green checkmark + score. For writeup tasks (8, 9, 10): status changes to</w:t>
-      </w:r>
-      <w:r>
-        <w:t xml:space="preserve"> </w:t>
-      </w:r>
-      <w:r>
-        <w:t xml:space="preserve">“submitted”</w:t>
-      </w:r>
-      <w:r>
-        <w:t xml:space="preserve"> </w:t>
-      </w:r>
-      <w:r>
-        <w:t xml:space="preserve">— you’ll see green checkmarks after Stage 0 closes and a grader reads them.</w:t>
-      </w:r>
-    </w:p>
-    <w:bookmarkEnd w:id="41"/>
-    <w:bookmarkStart w:id="42" w:name="why-is-the-debrief-locked"/>
-    <w:p>
-      <w:pPr>
-        <w:pStyle w:val="Heading3"/>
-      </w:pPr>
-      <w:r>
-        <w:t xml:space="preserve">“Why is the debrief locked?”</w:t>
-      </w:r>
-    </w:p>
-    <w:p>
-      <w:pPr>
-        <w:pStyle w:val="FirstParagraph"/>
-      </w:pPr>
-      <w:r>
-        <w:t xml:space="preserve">The debrief (Amaka’s close-out at the bottom of the board) unlocks when all 10 desk tasks have been</w:t>
-      </w:r>
-      <w:r>
-        <w:t xml:space="preserve"> </w:t>
-      </w:r>
-      <w:r>
-        <w:rPr>
-          <w:b/>
-          <w:bCs/>
-        </w:rPr>
-        <w:t xml:space="preserve">graded</w:t>
-      </w:r>
-      <w:r>
-        <w:t xml:space="preserve"> </w:t>
-      </w:r>
-      <w:r>
-        <w:t xml:space="preserve">(not just submitted). For writeup tasks that’s after Friday. So the debrief stays locked all week — that’s expected.</w:t>
-      </w:r>
-    </w:p>
-    <w:bookmarkEnd w:id="42"/>
-    <w:bookmarkStart w:id="43" w:name="X2b2e7c162c9f5edebb8667bc72fbbc91275fc84"/>
-    <w:p>
-      <w:pPr>
-        <w:pStyle w:val="Heading3"/>
-      </w:pPr>
-      <w:r>
-        <w:t xml:space="preserve">I got graded 0 even though I followed the instructions and typed the right answer</w:t>
-      </w:r>
-    </w:p>
-    <w:p>
-      <w:pPr>
-        <w:pStyle w:val="FirstParagraph"/>
-      </w:pPr>
-      <w:r>
-        <w:t xml:space="preserve">Almost always a session-expiry race. The widget shows you the correct flag, but by the time you click Submit, your session has quietly expired on the subdomain — and the grading endpoint compares your typed flag against a fresh-but-different session’s expected flag, scoring you 0.</w:t>
-      </w:r>
-    </w:p>
-    <w:p>
-      <w:pPr>
-        <w:pStyle w:val="BodyText"/>
-      </w:pPr>
-      <w:r>
-        <w:t xml:space="preserve">Fix:</w:t>
+        <w:t xml:space="preserve">What you CAN’T do with AI:</w:t>
       </w:r>
     </w:p>
     <w:p>
@@ -2365,7 +2356,7 @@
         </w:numPr>
       </w:pPr>
       <w:r>
-        <w:t xml:space="preserve">Log out completely (or close the browser entirely).</w:t>
+        <w:t xml:space="preserve">Write D1, D2, D3, or D4 (or any part of them).</w:t>
       </w:r>
     </w:p>
     <w:p>
@@ -2377,7 +2368,7 @@
         </w:numPr>
       </w:pPr>
       <w:r>
-        <w:t xml:space="preserve">Wait 30 seconds.</w:t>
+        <w:t xml:space="preserve">Generate the executive summary.</w:t>
       </w:r>
     </w:p>
     <w:p>
@@ -2389,55 +2380,7 @@
         </w:numPr>
       </w:pPr>
       <w:r>
-        <w:t xml:space="preserve">Log back in at</w:t>
-      </w:r>
-      <w:r>
-        <w:t xml:space="preserve"> </w:t>
-      </w:r>
-      <w:r>
-        <w:rPr>
-          <w:rStyle w:val="VerbatimChar"/>
-        </w:rPr>
-        <w:t xml:space="preserve">ubuntubridgeinitiatives.org/login</w:t>
-      </w:r>
-      <w:r>
-        <w:t xml:space="preserve">.</w:t>
-      </w:r>
-    </w:p>
-    <w:p>
-      <w:pPr>
-        <w:pStyle w:val="Compact"/>
-        <w:numPr>
-          <w:ilvl w:val="0"/>
-          <w:numId w:val="1011"/>
-        </w:numPr>
-      </w:pPr>
-      <w:r>
-        <w:t xml:space="preserve">Hard refresh the task page (Cmd / Ctrl + Shift + R).</w:t>
-      </w:r>
-    </w:p>
-    <w:p>
-      <w:pPr>
-        <w:pStyle w:val="Compact"/>
-        <w:numPr>
-          <w:ilvl w:val="0"/>
-          <w:numId w:val="1011"/>
-        </w:numPr>
-      </w:pPr>
-      <w:r>
-        <w:t xml:space="preserve">Re-read the flag from your widget and paste it into the answer box.</w:t>
-      </w:r>
-    </w:p>
-    <w:p>
-      <w:pPr>
-        <w:pStyle w:val="Compact"/>
-        <w:numPr>
-          <w:ilvl w:val="0"/>
-          <w:numId w:val="1011"/>
-        </w:numPr>
-      </w:pPr>
-      <w:r>
-        <w:t xml:space="preserve">Submit.</w:t>
+        <w:t xml:space="preserve">Paraphrase your own analysis through ChatGPT.</w:t>
       </w:r>
     </w:p>
     <w:p>
@@ -2445,17 +2388,34 @@
         <w:pStyle w:val="FirstParagraph"/>
       </w:pPr>
       <w:r>
-        <w:t xml:space="preserve">If you still get 0 after that, send a Program Manager a screenshot AND your UBI code.</w:t>
-      </w:r>
-    </w:p>
+        <w:t xml:space="preserve">The line is simple: if the AI’s words ended up in your submission, that is misuse.</w:t>
+      </w:r>
+    </w:p>
+    <w:p>
+      <w:r>
+        <w:pict>
+          <v:rect style="width:0;height:1.5pt" o:hralign="center" o:hrstd="t" o:hr="t"/>
+        </w:pict>
+      </w:r>
+    </w:p>
+    <w:bookmarkEnd w:id="42"/>
     <w:bookmarkEnd w:id="43"/>
-    <w:bookmarkStart w:id="44" w:name="Xa34dbeea02da44ec8437fb1185b64481fc97d18"/>
-    <w:p>
-      <w:pPr>
-        <w:pStyle w:val="Heading3"/>
-      </w:pPr>
-      <w:r>
-        <w:t xml:space="preserve">The task wording looks different from what I saw before / from what someone else sees</w:t>
+    <w:bookmarkStart w:id="49" w:name="practical-things"/>
+    <w:p>
+      <w:pPr>
+        <w:pStyle w:val="Heading1"/>
+      </w:pPr>
+      <w:r>
+        <w:t xml:space="preserve">Practical things</w:t>
+      </w:r>
+    </w:p>
+    <w:bookmarkStart w:id="44" w:name="do-i-have-to-use-a-laptop"/>
+    <w:p>
+      <w:pPr>
+        <w:pStyle w:val="Heading2"/>
+      </w:pPr>
+      <w:r>
+        <w:t xml:space="preserve">Do I have to use a laptop?</w:t>
       </w:r>
     </w:p>
     <w:p>
@@ -2463,12 +2423,113 @@
         <w:pStyle w:val="FirstParagraph"/>
       </w:pPr>
       <w:r>
-        <w:t xml:space="preserve">Two things to know:</w:t>
-      </w:r>
-    </w:p>
-    <w:p>
-      <w:pPr>
-        <w:pStyle w:val="Compact"/>
+        <w:t xml:space="preserve">Strongly recommended. Six widget types (terminal, log viewer, vulnerable app simulator, cipher tools, port scanner, stego viewer) need real screen and keyboard. You’ll see an amber</w:t>
+      </w:r>
+      <w:r>
+        <w:t xml:space="preserve"> </w:t>
+      </w:r>
+      <w:r>
+        <w:t xml:space="preserve">“Better on a laptop”</w:t>
+      </w:r>
+      <w:r>
+        <w:t xml:space="preserve"> </w:t>
+      </w:r>
+      <w:r>
+        <w:t xml:space="preserve">warning when you’re on a phone and on one of those tasks. The tasks ARE possible on mobile but cramped.</w:t>
+      </w:r>
+    </w:p>
+    <w:bookmarkEnd w:id="44"/>
+    <w:bookmarkStart w:id="45" w:name="Xc46c82145ca741a1ce7f14f265815e2e9b865ee"/>
+    <w:p>
+      <w:pPr>
+        <w:pStyle w:val="Heading2"/>
+      </w:pPr>
+      <w:r>
+        <w:t xml:space="preserve">Network disconnected — do I have to start the task over?</w:t>
+      </w:r>
+    </w:p>
+    <w:p>
+      <w:pPr>
+        <w:pStyle w:val="FirstParagraph"/>
+      </w:pPr>
+      <w:r>
+        <w:t xml:space="preserve">No. Refresh the page. Desk tasks are short — re-type the answer if needed. For the capstone, drafts auto-save every 30 seconds.</w:t>
+      </w:r>
+    </w:p>
+    <w:bookmarkEnd w:id="45"/>
+    <w:bookmarkStart w:id="46" w:name="are-there-live-classes-or-meetings"/>
+    <w:p>
+      <w:pPr>
+        <w:pStyle w:val="Heading2"/>
+      </w:pPr>
+      <w:r>
+        <w:t xml:space="preserve">Are there live classes or meetings?</w:t>
+      </w:r>
+    </w:p>
+    <w:p>
+      <w:pPr>
+        <w:pStyle w:val="FirstParagraph"/>
+      </w:pPr>
+      <w:r>
+        <w:t xml:space="preserve">No live classes. This is self-paced. There IS an Ask Me Anything (AMA) session — watch the channel for the time. Office hours are TBA.</w:t>
+      </w:r>
+    </w:p>
+    <w:bookmarkEnd w:id="46"/>
+    <w:bookmarkStart w:id="47" w:name="can-i-share-my-work-with-a-study-partner"/>
+    <w:p>
+      <w:pPr>
+        <w:pStyle w:val="Heading2"/>
+      </w:pPr>
+      <w:r>
+        <w:t xml:space="preserve">Can I share my work with a study partner?</w:t>
+      </w:r>
+    </w:p>
+    <w:p>
+      <w:pPr>
+        <w:pStyle w:val="FirstParagraph"/>
+      </w:pPr>
+      <w:r>
+        <w:t xml:space="preserve">No — see the AI use rule. Per-intern flags mean theirs won’t match yours, and copying patterns of analysis between submissions is collusion.</w:t>
+      </w:r>
+    </w:p>
+    <w:bookmarkEnd w:id="47"/>
+    <w:bookmarkStart w:id="48" w:name="what-if-i-find-a-bug"/>
+    <w:p>
+      <w:pPr>
+        <w:pStyle w:val="Heading2"/>
+      </w:pPr>
+      <w:r>
+        <w:t xml:space="preserve">What if I find a bug?</w:t>
+      </w:r>
+    </w:p>
+    <w:p>
+      <w:pPr>
+        <w:pStyle w:val="FirstParagraph"/>
+      </w:pPr>
+      <w:r>
+        <w:t xml:space="preserve">Drop it in #technical-issues. Include your UBI intern code, the page URL you saw the bug on, and what you expected vs what happened.</w:t>
+      </w:r>
+    </w:p>
+    <w:p>
+      <w:r>
+        <w:pict>
+          <v:rect style="width:0;height:1.5pt" o:hralign="center" o:hrstd="t" o:hr="t"/>
+        </w:pict>
+      </w:r>
+    </w:p>
+    <w:bookmarkEnd w:id="48"/>
+    <w:bookmarkEnd w:id="49"/>
+    <w:bookmarkStart w:id="50" w:name="final-etiquette-notes"/>
+    <w:p>
+      <w:pPr>
+        <w:pStyle w:val="Heading1"/>
+      </w:pPr>
+      <w:r>
+        <w:t xml:space="preserve">Final etiquette notes</w:t>
+      </w:r>
+    </w:p>
+    <w:p>
+      <w:pPr>
         <w:numPr>
           <w:ilvl w:val="0"/>
           <w:numId w:val="1012"/>
@@ -2479,18 +2540,17 @@
           <w:b/>
           <w:bCs/>
         </w:rPr>
-        <w:t xml:space="preserve">Every flag is per-intern.</w:t>
-      </w:r>
-      <w:r>
-        <w:t xml:space="preserve"> </w:t>
-      </w:r>
-      <w:r>
-        <w:t xml:space="preserve">The terminal in your task shows YOUR flag — different from your peers’. Don’t compare flag values; they’re supposed to differ.</w:t>
-      </w:r>
-    </w:p>
-    <w:p>
-      <w:pPr>
-        <w:pStyle w:val="Compact"/>
+        <w:t xml:space="preserve">Search before you ask.</w:t>
+      </w:r>
+      <w:r>
+        <w:t xml:space="preserve"> </w:t>
+      </w:r>
+      <w:r>
+        <w:t xml:space="preserve">This FAQ probably answers your question. Read it first.</w:t>
+      </w:r>
+    </w:p>
+    <w:p>
+      <w:pPr>
         <w:numPr>
           <w:ilvl w:val="0"/>
           <w:numId w:val="1012"/>
@@ -2501,422 +2561,20 @@
           <w:b/>
           <w:bCs/>
         </w:rPr>
-        <w:t xml:space="preserve">The same question can read slightly differently on reload.</w:t>
-      </w:r>
-      <w:r>
-        <w:t xml:space="preserve"> </w:t>
-      </w:r>
-      <w:r>
-        <w:t xml:space="preserve">Same answer requirement, same evidence pack, same widget. If your submitted folder/answer addressed the substance, you’re fine. Compare side-by-side and you’ll see the meaning is identical.</w:t>
-      </w:r>
-    </w:p>
-    <w:bookmarkEnd w:id="44"/>
-    <w:bookmarkEnd w:id="45"/>
-    <w:bookmarkStart w:id="53" w:name="technical-issues"/>
-    <w:p>
-      <w:pPr>
-        <w:pStyle w:val="Heading2"/>
-      </w:pPr>
-      <w:r>
-        <w:t xml:space="preserve">Technical issues</w:t>
-      </w:r>
-    </w:p>
-    <w:bookmarkStart w:id="46" w:name="no-session-error-when-i-try-to-submit"/>
-    <w:p>
-      <w:pPr>
-        <w:pStyle w:val="Heading3"/>
-      </w:pPr>
-      <w:r>
-        <w:t xml:space="preserve">“no-session”</w:t>
-      </w:r>
-      <w:r>
-        <w:t xml:space="preserve"> </w:t>
-      </w:r>
-      <w:r>
-        <w:t xml:space="preserve">error when I try to submit</w:t>
-      </w:r>
-    </w:p>
-    <w:p>
-      <w:pPr>
-        <w:pStyle w:val="FirstParagraph"/>
-      </w:pPr>
-      <w:r>
-        <w:t xml:space="preserve">Your session expired. Click the</w:t>
-      </w:r>
-      <w:r>
-        <w:t xml:space="preserve"> </w:t>
-      </w:r>
-      <w:r>
-        <w:t xml:space="preserve">“Log in again”</w:t>
-      </w:r>
-      <w:r>
-        <w:t xml:space="preserve"> </w:t>
-      </w:r>
-      <w:r>
-        <w:t xml:space="preserve">button on the error banner — you’ll be sent to /login and then bounced back to where you were. Your typed answer is still in the box. If this keeps happening, message #technical-issues.</w:t>
-      </w:r>
-    </w:p>
-    <w:bookmarkEnd w:id="46"/>
-    <w:bookmarkStart w:id="47" w:name="X0c54463fa88e1f1140ef7734ca5c8a496e36706"/>
-    <w:p>
-      <w:pPr>
-        <w:pStyle w:val="Heading3"/>
-      </w:pPr>
-      <w:r>
-        <w:t xml:space="preserve">My account got locked after wrong password attempts</w:t>
-      </w:r>
-    </w:p>
-    <w:p>
-      <w:pPr>
-        <w:pStyle w:val="FirstParagraph"/>
-      </w:pPr>
-      <w:r>
-        <w:t xml:space="preserve">The lockout clears automatically after 15 minutes. If you’re confident your password is right and you’re still locked out, message #technical-issues with the email you’re using.</w:t>
-      </w:r>
-    </w:p>
-    <w:bookmarkEnd w:id="47"/>
-    <w:bookmarkStart w:id="48" w:name="i-forgot-my-password"/>
-    <w:p>
-      <w:pPr>
-        <w:pStyle w:val="Heading3"/>
-      </w:pPr>
-      <w:r>
-        <w:t xml:space="preserve">I forgot my password</w:t>
-      </w:r>
-    </w:p>
-    <w:p>
-      <w:pPr>
-        <w:pStyle w:val="FirstParagraph"/>
-      </w:pPr>
-      <w:r>
-        <w:t xml:space="preserve">Use</w:t>
-      </w:r>
-      <w:r>
-        <w:t xml:space="preserve"> </w:t>
-      </w:r>
-      <w:r>
-        <w:t xml:space="preserve">“Forgot password”</w:t>
-      </w:r>
-      <w:r>
-        <w:t xml:space="preserve"> </w:t>
-      </w:r>
-      <w:r>
-        <w:t xml:space="preserve">on the login page. You’ll get an email with a reset link. Check your spam folder if it doesn’t arrive in 5 minutes.</w:t>
-      </w:r>
-    </w:p>
-    <w:bookmarkEnd w:id="48"/>
-    <w:bookmarkStart w:id="49" w:name="X4c09726745793735d8568b21a07c7f4374c1e25"/>
-    <w:p>
-      <w:pPr>
-        <w:pStyle w:val="Heading3"/>
-      </w:pPr>
-      <w:r>
-        <w:t xml:space="preserve">My internet disconnected — do I have to start over?</w:t>
-      </w:r>
-    </w:p>
-    <w:p>
-      <w:pPr>
-        <w:pStyle w:val="FirstParagraph"/>
-      </w:pPr>
-      <w:r>
-        <w:t xml:space="preserve">For desk tasks: refresh the page and re-type your answer. The desk tasks are short, so this costs you ~30 seconds.</w:t>
-      </w:r>
-    </w:p>
-    <w:p>
-      <w:pPr>
-        <w:pStyle w:val="BodyText"/>
-      </w:pPr>
-      <w:r>
-        <w:t xml:space="preserve">For the capstone editor: drafts auto-save every 30 seconds. Worst case you lose the last 30 seconds of typing. Your saved draft is still there when you log back in.</w:t>
-      </w:r>
-    </w:p>
-    <w:bookmarkEnd w:id="49"/>
-    <w:bookmarkStart w:id="50" w:name="can-i-use-my-phone"/>
-    <w:p>
-      <w:pPr>
-        <w:pStyle w:val="Heading3"/>
-      </w:pPr>
-      <w:r>
-        <w:t xml:space="preserve">Can I use my phone?</w:t>
-      </w:r>
-    </w:p>
-    <w:p>
-      <w:pPr>
-        <w:pStyle w:val="FirstParagraph"/>
-      </w:pPr>
-      <w:r>
-        <w:t xml:space="preserve">Yes for the capstone submission page, reading the brief, and the simple desk tasks.</w:t>
-      </w:r>
-      <w:r>
-        <w:t xml:space="preserve"> </w:t>
-      </w:r>
-      <w:r>
-        <w:rPr>
-          <w:b/>
-          <w:bCs/>
-        </w:rPr>
-        <w:t xml:space="preserve">Not recommended</w:t>
-      </w:r>
-      <w:r>
-        <w:t xml:space="preserve"> </w:t>
-      </w:r>
-      <w:r>
-        <w:t xml:space="preserve">for the terminal-style widgets (Shell warmup, Log viewer, Vuln app sim, Cipher tools, Port scanner, Stego viewer). You’ll see an amber</w:t>
-      </w:r>
-      <w:r>
-        <w:t xml:space="preserve"> </w:t>
-      </w:r>
-      <w:r>
-        <w:t xml:space="preserve">“Better on a laptop”</w:t>
-      </w:r>
-      <w:r>
-        <w:t xml:space="preserve"> </w:t>
-      </w:r>
-      <w:r>
-        <w:t xml:space="preserve">warning when you’re on one of those. They do work on a phone with mobile keyboard but it’s cramped.</w:t>
-      </w:r>
-    </w:p>
-    <w:bookmarkEnd w:id="50"/>
-    <w:bookmarkStart w:id="51" w:name="X99dec16ef42d502590dc8c2a2783ca534eef5e8"/>
-    <w:p>
-      <w:pPr>
-        <w:pStyle w:val="Heading3"/>
-      </w:pPr>
-      <w:r>
-        <w:t xml:space="preserve">When I press Enter in the terminal on my phone, the page jumps to the answer box below</w:t>
-      </w:r>
-    </w:p>
-    <w:p>
-      <w:pPr>
-        <w:pStyle w:val="FirstParagraph"/>
-      </w:pPr>
-      <w:r>
-        <w:t xml:space="preserve">That was a real bug — fixed. Hard refresh (Cmd/Ctrl + Shift + R) and it should stay inside the terminal.</w:t>
-      </w:r>
-    </w:p>
-    <w:bookmarkEnd w:id="51"/>
-    <w:bookmarkStart w:id="52" w:name="how-do-i-download-the-mission-brief"/>
-    <w:p>
-      <w:pPr>
-        <w:pStyle w:val="Heading3"/>
-      </w:pPr>
-      <w:r>
-        <w:t xml:space="preserve">How do I download the mission brief?</w:t>
-      </w:r>
-    </w:p>
-    <w:p>
-      <w:pPr>
-        <w:pStyle w:val="FirstParagraph"/>
-      </w:pPr>
-      <w:r>
-        <w:t xml:space="preserve">Open the report page (the</w:t>
-      </w:r>
-      <w:r>
-        <w:t xml:space="preserve"> </w:t>
-      </w:r>
-      <w:r>
-        <w:t xml:space="preserve">“Open the capstone”</w:t>
-      </w:r>
-      <w:r>
-        <w:t xml:space="preserve"> </w:t>
-      </w:r>
-      <w:r>
-        <w:t xml:space="preserve">button) and click</w:t>
-      </w:r>
-      <w:r>
-        <w:t xml:space="preserve"> </w:t>
-      </w:r>
-      <w:r>
-        <w:rPr>
-          <w:rStyle w:val="VerbatimChar"/>
-        </w:rPr>
-        <w:t xml:space="preserve">00-mission-brief.pdf</w:t>
-      </w:r>
-      <w:r>
-        <w:t xml:space="preserve"> </w:t>
-      </w:r>
-      <w:r>
-        <w:t xml:space="preserve">in the evidence pack list. It downloads as a PDF. (If you have an old link to a</w:t>
-      </w:r>
-      <w:r>
-        <w:t xml:space="preserve"> </w:t>
-      </w:r>
-      <w:r>
-        <w:rPr>
-          <w:rStyle w:val="VerbatimChar"/>
-        </w:rPr>
-        <w:t xml:space="preserve">.md</w:t>
-      </w:r>
-      <w:r>
-        <w:t xml:space="preserve"> </w:t>
-      </w:r>
-      <w:r>
-        <w:t xml:space="preserve">version, that’s no longer hosted — use the PDF link from inside the platform.)</w:t>
-      </w:r>
-    </w:p>
-    <w:bookmarkEnd w:id="52"/>
-    <w:bookmarkEnd w:id="53"/>
-    <w:bookmarkStart w:id="59" w:name="schedule-and-communication"/>
-    <w:p>
-      <w:pPr>
-        <w:pStyle w:val="Heading2"/>
-      </w:pPr>
-      <w:r>
-        <w:t xml:space="preserve">Schedule and communication</w:t>
-      </w:r>
-    </w:p>
-    <w:bookmarkStart w:id="54" w:name="are-there-live-classes"/>
-    <w:p>
-      <w:pPr>
-        <w:pStyle w:val="Heading3"/>
-      </w:pPr>
-      <w:r>
-        <w:t xml:space="preserve">Are there live classes?</w:t>
-      </w:r>
-    </w:p>
-    <w:p>
-      <w:pPr>
-        <w:pStyle w:val="FirstParagraph"/>
-      </w:pPr>
-      <w:r>
-        <w:t xml:space="preserve">No live classes. This is self-paced.</w:t>
-      </w:r>
-    </w:p>
-    <w:bookmarkEnd w:id="54"/>
-    <w:bookmarkStart w:id="55" w:name="are-there-office-hours-ama-sessions"/>
-    <w:p>
-      <w:pPr>
-        <w:pStyle w:val="Heading3"/>
-      </w:pPr>
-      <w:r>
-        <w:t xml:space="preserve">Are there office hours / AMA sessions?</w:t>
-      </w:r>
-    </w:p>
-    <w:p>
-      <w:pPr>
-        <w:pStyle w:val="FirstParagraph"/>
-      </w:pPr>
-      <w:r>
-        <w:t xml:space="preserve">Yes — keep an eye on the channel for AMA announcements. The first one is</w:t>
-      </w:r>
-      <w:r>
-        <w:t xml:space="preserve"> </w:t>
-      </w:r>
-      <w:r>
-        <w:t xml:space="preserve">“tonight at 8pm WAT”</w:t>
-      </w:r>
-      <w:r>
-        <w:t xml:space="preserve"> </w:t>
-      </w:r>
-      <w:r>
-        <w:t xml:space="preserve">per Somto’s pinned message. Bring your questions.</w:t>
-      </w:r>
-    </w:p>
-    <w:bookmarkEnd w:id="55"/>
-    <w:bookmarkStart w:id="56" w:name="is-there-a-whatsapp-group"/>
-    <w:p>
-      <w:pPr>
-        <w:pStyle w:val="Heading3"/>
-      </w:pPr>
-      <w:r>
-        <w:t xml:space="preserve">Is there a WhatsApp group?</w:t>
-      </w:r>
-    </w:p>
-    <w:p>
-      <w:pPr>
-        <w:pStyle w:val="FirstParagraph"/>
-      </w:pPr>
-      <w:r>
-        <w:t xml:space="preserve">No official WhatsApp group. Slack is the official channel. We don’t moderate WhatsApp groups, so anything shared there is not vetted — be careful what you trust.</w:t>
-      </w:r>
-    </w:p>
-    <w:bookmarkEnd w:id="56"/>
-    <w:bookmarkStart w:id="57" w:name="i-missed-a-session-how-do-i-catch-up"/>
-    <w:p>
-      <w:pPr>
-        <w:pStyle w:val="Heading3"/>
-      </w:pPr>
-      <w:r>
-        <w:t xml:space="preserve">I missed a session — how do I catch up?</w:t>
-      </w:r>
-    </w:p>
-    <w:p>
-      <w:pPr>
-        <w:pStyle w:val="FirstParagraph"/>
-      </w:pPr>
-      <w:r>
-        <w:t xml:space="preserve">Ask in the channel; someone usually has notes. The mission brief PDF + this FAQ cover the structural questions. There’s no formal</w:t>
-      </w:r>
-      <w:r>
-        <w:t xml:space="preserve"> </w:t>
-      </w:r>
-      <w:r>
-        <w:t xml:space="preserve">“Saturday session content”</w:t>
-      </w:r>
-      <w:r>
-        <w:t xml:space="preserve"> </w:t>
-      </w:r>
-      <w:r>
-        <w:t xml:space="preserve">you can miss — Stage 0 doesn’t require attendance.</w:t>
-      </w:r>
-    </w:p>
-    <w:bookmarkEnd w:id="57"/>
-    <w:bookmarkStart w:id="58" w:name="where-do-i-report-a-platform-bug"/>
-    <w:p>
-      <w:pPr>
-        <w:pStyle w:val="Heading3"/>
-      </w:pPr>
-      <w:r>
-        <w:t xml:space="preserve">Where do I report a platform bug?</w:t>
-      </w:r>
-    </w:p>
-    <w:p>
-      <w:pPr>
-        <w:pStyle w:val="FirstParagraph"/>
-      </w:pPr>
-      <w:r>
-        <w:rPr>
-          <w:b/>
-          <w:bCs/>
-        </w:rPr>
-        <w:t xml:space="preserve">#technical-issues</w:t>
-      </w:r>
-      <w:r>
-        <w:t xml:space="preserve"> </w:t>
-      </w:r>
-      <w:r>
-        <w:t xml:space="preserve">— Somto pinned it. Use that channel for</w:t>
-      </w:r>
-      <w:r>
-        <w:t xml:space="preserve"> </w:t>
-      </w:r>
-      <w:r>
-        <w:t xml:space="preserve">“I clicked X and got error Y”</w:t>
-      </w:r>
-      <w:r>
-        <w:t xml:space="preserve"> </w:t>
-      </w:r>
-      <w:r>
-        <w:t xml:space="preserve">type problems. Use this main channel for general questions.</w:t>
-      </w:r>
-    </w:p>
-    <w:bookmarkEnd w:id="58"/>
-    <w:bookmarkEnd w:id="59"/>
-    <w:bookmarkStart w:id="60" w:name="final-etiquette-notes"/>
-    <w:p>
-      <w:pPr>
-        <w:pStyle w:val="Heading2"/>
-      </w:pPr>
-      <w:r>
-        <w:t xml:space="preserve">Final etiquette notes</w:t>
-      </w:r>
-    </w:p>
-    <w:p>
-      <w:pPr>
-        <w:pStyle w:val="Compact"/>
+        <w:t xml:space="preserve">Tag the right person.</w:t>
+      </w:r>
+      <w:r>
+        <w:t xml:space="preserve"> </w:t>
+      </w:r>
+      <w:r>
+        <w:t xml:space="preserve">Program Managers (Bernie, Somto) for programme questions. #technical-issues for bugs. The main channel is for general discussion.</w:t>
+      </w:r>
+    </w:p>
+    <w:p>
+      <w:pPr>
         <w:numPr>
           <w:ilvl w:val="0"/>
-          <w:numId w:val="1013"/>
+          <w:numId w:val="1012"/>
         </w:numPr>
       </w:pPr>
       <w:r>
@@ -2924,77 +2582,32 @@
           <w:b/>
           <w:bCs/>
         </w:rPr>
-        <w:t xml:space="preserve">Search before you ask.</w:t>
-      </w:r>
-      <w:r>
-        <w:t xml:space="preserve"> </w:t>
-      </w:r>
-      <w:r>
-        <w:t xml:space="preserve">This FAQ probably answers your question. Read it first.</w:t>
-      </w:r>
-    </w:p>
-    <w:p>
-      <w:pPr>
-        <w:pStyle w:val="Compact"/>
+        <w:t xml:space="preserve">Sharing parts of your capstone publicly is allowed</w:t>
+      </w:r>
+      <w:r>
+        <w:t xml:space="preserve"> </w:t>
+      </w:r>
+      <w:r>
+        <w:t xml:space="preserve">with PII scrubbed (see</w:t>
+      </w:r>
+      <w:r>
+        <w:t xml:space="preserve"> </w:t>
+      </w:r>
+      <w:r>
+        <w:t xml:space="preserve">“Can I show my capstone on LinkedIn or GitHub?”</w:t>
+      </w:r>
+      <w:r>
+        <w:t xml:space="preserve"> </w:t>
+      </w:r>
+      <w:r>
+        <w:t xml:space="preserve">above). Sharing screenshots of the platform itself, the evidence pack files, or other interns’ work is not.</w:t>
+      </w:r>
+    </w:p>
+    <w:p>
+      <w:pPr>
         <w:numPr>
           <w:ilvl w:val="0"/>
-          <w:numId w:val="1013"/>
-        </w:numPr>
-      </w:pPr>
-      <w:r>
-        <w:rPr>
-          <w:b/>
-          <w:bCs/>
-        </w:rPr>
-        <w:t xml:space="preserve">Tag the right person.</w:t>
-      </w:r>
-      <w:r>
-        <w:t xml:space="preserve"> </w:t>
-      </w:r>
-      <w:r>
-        <w:t xml:space="preserve">Program Managers (Bernie, Somto) for programme questions. #technical-issues for bugs. The main channel is for general discussion.</w:t>
-      </w:r>
-    </w:p>
-    <w:p>
-      <w:pPr>
-        <w:pStyle w:val="Compact"/>
-        <w:numPr>
-          <w:ilvl w:val="0"/>
-          <w:numId w:val="1013"/>
-        </w:numPr>
-      </w:pPr>
-      <w:r>
-        <w:rPr>
-          <w:b/>
-          <w:bCs/>
-        </w:rPr>
-        <w:t xml:space="preserve">Sharing parts of your capstone publicly is allowed</w:t>
-      </w:r>
-      <w:r>
-        <w:t xml:space="preserve"> </w:t>
-      </w:r>
-      <w:r>
-        <w:t xml:space="preserve">with PII scrubbed (see</w:t>
-      </w:r>
-      <w:r>
-        <w:t xml:space="preserve"> </w:t>
-      </w:r>
-      <w:r>
-        <w:t xml:space="preserve">“Can I show my capstone on LinkedIn or GitHub?”</w:t>
-      </w:r>
-      <w:r>
-        <w:t xml:space="preserve"> </w:t>
-      </w:r>
-      <w:r>
-        <w:t xml:space="preserve">above). Sharing screenshots of the platform itself, the evidence pack files, or other interns’ work is not.</w:t>
-      </w:r>
-    </w:p>
-    <w:p>
-      <w:pPr>
-        <w:pStyle w:val="Compact"/>
-        <w:numPr>
-          <w:ilvl w:val="0"/>
-          <w:numId w:val="1013"/>
+          <w:numId w:val="1012"/>
         </w:numPr>
       </w:pPr>
       <w:r>
@@ -3029,8 +2642,7 @@
         <w:t xml:space="preserve">Somto, Program Head</w:t>
       </w:r>
     </w:p>
-    <w:bookmarkEnd w:id="60"/>
-    <w:bookmarkEnd w:id="61"/>
+    <w:bookmarkEnd w:id="50"/>
     <w:sectPr>
       <w:footnotePr>
         <w:numRestart w:val="eachSect"/>
@@ -3327,6 +2939,91 @@
       <w:rPr>
         <w:rFonts w:ascii="Wingdings" w:hAnsi="Wingdings" w:cs="Wingdings" w:hint="default"/>
       </w:rPr>
+    </w:lvl>
+  </w:abstractNum>
+  <w:abstractNum w:abstractNumId="994110">
+    <w:nsid w:val="0A994110"/>
+    <w:multiLevelType w:val="multilevel"/>
+    <w:lvl w:ilvl="0">
+      <w:start w:val="10"/>
+      <w:numFmt w:val="decimal"/>
+      <w:lvlText w:val="%1."/>
+      <w:lvlJc w:val="left"/>
+      <w:pPr>
+        <w:ind w:left="720" w:hanging="360"/>
+      </w:pPr>
+    </w:lvl>
+    <w:lvl w:ilvl="1">
+      <w:start w:val="10"/>
+      <w:numFmt w:val="decimal"/>
+      <w:lvlText w:val="%2."/>
+      <w:lvlJc w:val="left"/>
+      <w:pPr>
+        <w:ind w:left="1440" w:hanging="360"/>
+      </w:pPr>
+    </w:lvl>
+    <w:lvl w:ilvl="2">
+      <w:start w:val="10"/>
+      <w:numFmt w:val="decimal"/>
+      <w:lvlText w:val="%3."/>
+      <w:lvlJc w:val="left"/>
+      <w:pPr>
+        <w:ind w:left="2160" w:hanging="360"/>
+      </w:pPr>
+    </w:lvl>
+    <w:lvl w:ilvl="3">
+      <w:start w:val="10"/>
+      <w:numFmt w:val="decimal"/>
+      <w:lvlText w:val="%4."/>
+      <w:lvlJc w:val="left"/>
+      <w:pPr>
+        <w:ind w:left="2880" w:hanging="360"/>
+      </w:pPr>
+    </w:lvl>
+    <w:lvl w:ilvl="4">
+      <w:start w:val="10"/>
+      <w:numFmt w:val="decimal"/>
+      <w:lvlText w:val="%5."/>
+      <w:lvlJc w:val="left"/>
+      <w:pPr>
+        <w:ind w:left="3600" w:hanging="360"/>
+      </w:pPr>
+    </w:lvl>
+    <w:lvl w:ilvl="5">
+      <w:start w:val="10"/>
+      <w:numFmt w:val="decimal"/>
+      <w:lvlText w:val="%6."/>
+      <w:lvlJc w:val="left"/>
+      <w:pPr>
+        <w:ind w:left="4320" w:hanging="360"/>
+      </w:pPr>
+    </w:lvl>
+    <w:lvl w:ilvl="6">
+      <w:start w:val="10"/>
+      <w:numFmt w:val="decimal"/>
+      <w:lvlText w:val="%7."/>
+      <w:lvlJc w:val="left"/>
+      <w:pPr>
+        <w:ind w:left="5040" w:hanging="360"/>
+      </w:pPr>
+    </w:lvl>
+    <w:lvl w:ilvl="7">
+      <w:start w:val="10"/>
+      <w:numFmt w:val="decimal"/>
+      <w:lvlText w:val="%8."/>
+      <w:lvlJc w:val="left"/>
+      <w:pPr>
+        <w:ind w:left="5760" w:hanging="360"/>
+      </w:pPr>
+    </w:lvl>
+    <w:lvl w:ilvl="8">
+      <w:start w:val="10"/>
+      <w:numFmt w:val="decimal"/>
+      <w:lvlText w:val="%9."/>
+      <w:lvlJc w:val="left"/>
+      <w:pPr>
+        <w:ind w:left="6480" w:hanging="360"/>
+      </w:pPr>
     </w:lvl>
   </w:abstractNum>
   <w:num w:numId="1000">
@@ -3396,6 +3093,36 @@
     <w:abstractNumId w:val="991"/>
   </w:num>
   <w:num w:numId="1004">
+    <w:abstractNumId w:val="994110"/>
+    <w:lvlOverride w:ilvl="0">
+      <w:startOverride w:val="10"/>
+    </w:lvlOverride>
+    <w:lvlOverride w:ilvl="1">
+      <w:startOverride w:val="10"/>
+    </w:lvlOverride>
+    <w:lvlOverride w:ilvl="2">
+      <w:startOverride w:val="10"/>
+    </w:lvlOverride>
+    <w:lvlOverride w:ilvl="3">
+      <w:startOverride w:val="10"/>
+    </w:lvlOverride>
+    <w:lvlOverride w:ilvl="4">
+      <w:startOverride w:val="10"/>
+    </w:lvlOverride>
+    <w:lvlOverride w:ilvl="5">
+      <w:startOverride w:val="10"/>
+    </w:lvlOverride>
+    <w:lvlOverride w:ilvl="6">
+      <w:startOverride w:val="10"/>
+    </w:lvlOverride>
+    <w:lvlOverride w:ilvl="7">
+      <w:startOverride w:val="10"/>
+    </w:lvlOverride>
+    <w:lvlOverride w:ilvl="8">
+      <w:startOverride w:val="10"/>
+    </w:lvlOverride>
+  </w:num>
+  <w:num w:numId="1005">
     <w:abstractNumId w:val="99411"/>
     <w:lvlOverride w:ilvl="0">
       <w:startOverride w:val="1"/>
@@ -3425,9 +3152,6 @@
       <w:startOverride w:val="1"/>
     </w:lvlOverride>
   </w:num>
-  <w:num w:numId="1005">
-    <w:abstractNumId w:val="991"/>
-  </w:num>
   <w:num w:numId="1006">
     <w:abstractNumId w:val="991"/>
   </w:num>
@@ -3444,66 +3168,9 @@
     <w:abstractNumId w:val="991"/>
   </w:num>
   <w:num w:numId="1011">
-    <w:abstractNumId w:val="99411"/>
-    <w:lvlOverride w:ilvl="0">
-      <w:startOverride w:val="1"/>
-    </w:lvlOverride>
-    <w:lvlOverride w:ilvl="1">
-      <w:startOverride w:val="1"/>
-    </w:lvlOverride>
-    <w:lvlOverride w:ilvl="2">
-      <w:startOverride w:val="1"/>
-    </w:lvlOverride>
-    <w:lvlOverride w:ilvl="3">
-      <w:startOverride w:val="1"/>
-    </w:lvlOverride>
-    <w:lvlOverride w:ilvl="4">
-      <w:startOverride w:val="1"/>
-    </w:lvlOverride>
-    <w:lvlOverride w:ilvl="5">
-      <w:startOverride w:val="1"/>
-    </w:lvlOverride>
-    <w:lvlOverride w:ilvl="6">
-      <w:startOverride w:val="1"/>
-    </w:lvlOverride>
-    <w:lvlOverride w:ilvl="7">
-      <w:startOverride w:val="1"/>
-    </w:lvlOverride>
-    <w:lvlOverride w:ilvl="8">
-      <w:startOverride w:val="1"/>
-    </w:lvlOverride>
+    <w:abstractNumId w:val="991"/>
   </w:num>
   <w:num w:numId="1012">
-    <w:abstractNumId w:val="99411"/>
-    <w:lvlOverride w:ilvl="0">
-      <w:startOverride w:val="1"/>
-    </w:lvlOverride>
-    <w:lvlOverride w:ilvl="1">
-      <w:startOverride w:val="1"/>
-    </w:lvlOverride>
-    <w:lvlOverride w:ilvl="2">
-      <w:startOverride w:val="1"/>
-    </w:lvlOverride>
-    <w:lvlOverride w:ilvl="3">
-      <w:startOverride w:val="1"/>
-    </w:lvlOverride>
-    <w:lvlOverride w:ilvl="4">
-      <w:startOverride w:val="1"/>
-    </w:lvlOverride>
-    <w:lvlOverride w:ilvl="5">
-      <w:startOverride w:val="1"/>
-    </w:lvlOverride>
-    <w:lvlOverride w:ilvl="6">
-      <w:startOverride w:val="1"/>
-    </w:lvlOverride>
-    <w:lvlOverride w:ilvl="7">
-      <w:startOverride w:val="1"/>
-    </w:lvlOverride>
-    <w:lvlOverride w:ilvl="8">
-      <w:startOverride w:val="1"/>
-    </w:lvlOverride>
-  </w:num>
-  <w:num w:numId="1013">
     <w:abstractNumId w:val="991"/>
   </w:num>
 </w:numbering>
